--- a/docs/report.docs/Iteration 1.docx
+++ b/docs/report.docs/Iteration 1.docx
@@ -20,20 +20,8 @@
           <w:sz w:val="64"/>
           <w:szCs w:val="64"/>
         </w:rPr>
-        <w:t xml:space="preserve">💄 </w:t>
+        <w:t>💄 GlamMatch</w:t>
       </w:r>
-      <w:proofErr w:type="spellStart"/>
-      <w:r>
-        <w:rPr>
-          <w:b/>
-          <w:bCs/>
-          <w:color w:val="5A1D7A"/>
-          <w:sz w:val="64"/>
-          <w:szCs w:val="64"/>
-        </w:rPr>
-        <w:t>GlamMatch</w:t>
-      </w:r>
-      <w:proofErr w:type="spellEnd"/>
     </w:p>
     <w:p>
       <w:pPr>
@@ -437,19 +425,11 @@
       <w:pPr>
         <w:spacing w:before="80" w:after="80"/>
       </w:pPr>
-      <w:proofErr w:type="spellStart"/>
       <w:r>
         <w:rPr>
           <w:color w:val="000000"/>
         </w:rPr>
-        <w:t>GlamMatch</w:t>
-      </w:r>
-      <w:proofErr w:type="spellEnd"/>
-      <w:r>
-        <w:rPr>
-          <w:color w:val="000000"/>
-        </w:rPr>
-        <w:t xml:space="preserve"> — Personalized Styling &amp; Salon Connector App</w:t>
+        <w:t>GlamMatch — Personalized Styling &amp; Salon Connector App</w:t>
       </w:r>
     </w:p>
     <w:p>
@@ -464,19 +444,11 @@
       <w:pPr>
         <w:spacing w:before="80" w:after="80"/>
       </w:pPr>
-      <w:proofErr w:type="spellStart"/>
       <w:r>
         <w:rPr>
           <w:color w:val="000000"/>
         </w:rPr>
-        <w:t>GlamMatch</w:t>
-      </w:r>
-      <w:proofErr w:type="spellEnd"/>
-      <w:r>
-        <w:rPr>
-          <w:color w:val="000000"/>
-        </w:rPr>
-        <w:t xml:space="preserve"> is a web-based styling assistant that provides personalized color, wardrobe, and makeup recommendations based on a user's skin tone, undertone, body type, and face shape. The platform also functions as a salon discovery and appointment booking system, connecting users with nearby beauty parlors.</w:t>
+        <w:t>GlamMatch is a web-based styling assistant that provides personalized color, wardrobe, and makeup recommendations based on a user's skin tone, undertone, body type, and face shape. The platform also functions as a salon discovery and appointment booking system, connecting users with nearby beauty parlors.</w:t>
       </w:r>
     </w:p>
     <w:p>
@@ -1484,21 +1456,7 @@
               <w:rPr>
                 <w:color w:val="000000"/>
               </w:rPr>
-              <w:t xml:space="preserve">new visitor to the </w:t>
-            </w:r>
-            <w:proofErr w:type="spellStart"/>
-            <w:r>
-              <w:rPr>
-                <w:color w:val="000000"/>
-              </w:rPr>
-              <w:t>GlamMatch</w:t>
-            </w:r>
-            <w:proofErr w:type="spellEnd"/>
-            <w:r>
-              <w:rPr>
-                <w:color w:val="000000"/>
-              </w:rPr>
-              <w:t xml:space="preserve"> platform</w:t>
+              <w:t>new visitor to the GlamMatch platform</w:t>
             </w:r>
           </w:p>
         </w:tc>
@@ -1666,21 +1624,7 @@
               <w:rPr>
                 <w:color w:val="000000"/>
               </w:rPr>
-              <w:t xml:space="preserve">1. User can register with name, email, and password 2. Password must be at least 8 characters with one number 3. Duplicate email addresses are rejected with an error message 4. Upon successful registration, user is redirected to the </w:t>
-            </w:r>
-            <w:proofErr w:type="gramStart"/>
-            <w:r>
-              <w:rPr>
-                <w:color w:val="000000"/>
-              </w:rPr>
-              <w:t>Home</w:t>
-            </w:r>
-            <w:proofErr w:type="gramEnd"/>
-            <w:r>
-              <w:rPr>
-                <w:color w:val="000000"/>
-              </w:rPr>
-              <w:t xml:space="preserve"> screen 5. Registered user can log in with correct credentials 6. Incorrect credentials display a clear error message 7. A 'Forgot Password' link is visible on the login screen</w:t>
+              <w:t>1. User can register with name, email, and password 2. Password must be at least 8 characters with one number 3. Duplicate email addresses are rejected with an error message 4. Upon successful registration, user is redirected to the Home screen 5. Registered user can log in with correct credentials 6. Incorrect credentials display a clear error message 7. A 'Forgot Password' link is visible on the login screen</w:t>
             </w:r>
           </w:p>
         </w:tc>
@@ -6408,35 +6352,7 @@
               <w:rPr>
                 <w:color w:val="000000"/>
               </w:rPr>
-              <w:t xml:space="preserve">A new visitor creates a </w:t>
-            </w:r>
-            <w:proofErr w:type="spellStart"/>
-            <w:r>
-              <w:rPr>
-                <w:color w:val="000000"/>
-              </w:rPr>
-              <w:t>GlamMatch</w:t>
-            </w:r>
-            <w:proofErr w:type="spellEnd"/>
-            <w:r>
-              <w:rPr>
-                <w:color w:val="000000"/>
-              </w:rPr>
-              <w:t xml:space="preserve"> account by entering their name, email address, and password. The system validates input, creates the account, and redirects the user to the </w:t>
-            </w:r>
-            <w:proofErr w:type="gramStart"/>
-            <w:r>
-              <w:rPr>
-                <w:color w:val="000000"/>
-              </w:rPr>
-              <w:t>Home</w:t>
-            </w:r>
-            <w:proofErr w:type="gramEnd"/>
-            <w:r>
-              <w:rPr>
-                <w:color w:val="000000"/>
-              </w:rPr>
-              <w:t xml:space="preserve"> screen.</w:t>
+              <w:t>A new visitor creates a GlamMatch account by entering their name, email address, and password. The system validates input, creates the account, and redirects the user to the Home screen.</w:t>
             </w:r>
           </w:p>
         </w:tc>
@@ -6548,21 +6464,7 @@
               <w:rPr>
                 <w:color w:val="000000"/>
               </w:rPr>
-              <w:t xml:space="preserve">1. User opens the Create Account screen. 2. User enters full name, email address, and password. 3. User clicks 'Sign Up'. 4. System validates: email format, password length (≥8 chars, ≥1 digit), no duplicate email. 5. System creates user record in the database. 6. System sends a welcome email. 7. System redirects user to the </w:t>
-            </w:r>
-            <w:proofErr w:type="gramStart"/>
-            <w:r>
-              <w:rPr>
-                <w:color w:val="000000"/>
-              </w:rPr>
-              <w:t>Home</w:t>
-            </w:r>
-            <w:proofErr w:type="gramEnd"/>
-            <w:r>
-              <w:rPr>
-                <w:color w:val="000000"/>
-              </w:rPr>
-              <w:t xml:space="preserve"> screen.</w:t>
+              <w:t>1. User opens the Create Account screen. 2. User enters full name, email address, and password. 3. User clicks 'Sign Up'. 4. System validates: email format, password length (≥8 chars, ≥1 digit), no duplicate email. 5. System creates user record in the database. 6. System sends a welcome email. 7. System redirects user to the Home screen.</w:t>
             </w:r>
           </w:p>
         </w:tc>
@@ -6674,21 +6576,7 @@
               <w:rPr>
                 <w:color w:val="000000"/>
               </w:rPr>
-              <w:t xml:space="preserve">A new user account is created. The user is authenticated and redirected to the </w:t>
-            </w:r>
-            <w:proofErr w:type="gramStart"/>
-            <w:r>
-              <w:rPr>
-                <w:color w:val="000000"/>
-              </w:rPr>
-              <w:t>Home</w:t>
-            </w:r>
-            <w:proofErr w:type="gramEnd"/>
-            <w:r>
-              <w:rPr>
-                <w:color w:val="000000"/>
-              </w:rPr>
-              <w:t xml:space="preserve"> screen.</w:t>
+              <w:t>A new user account is created. The user is authenticated and redirected to the Home screen.</w:t>
             </w:r>
           </w:p>
         </w:tc>
@@ -6800,21 +6688,7 @@
               <w:rPr>
                 <w:color w:val="000000"/>
               </w:rPr>
-              <w:t xml:space="preserve">BR1: Email addresses must be unique across the system. BR2: Passwords are stored as </w:t>
-            </w:r>
-            <w:proofErr w:type="spellStart"/>
-            <w:r>
-              <w:rPr>
-                <w:color w:val="000000"/>
-              </w:rPr>
-              <w:t>bcrypt</w:t>
-            </w:r>
-            <w:proofErr w:type="spellEnd"/>
-            <w:r>
-              <w:rPr>
-                <w:color w:val="000000"/>
-              </w:rPr>
-              <w:t xml:space="preserve"> hashes; plaintext passwords are never stored. BR3: Account creation is free; no payment required.</w:t>
+              <w:t>BR1: Email addresses must be unique across the system. BR2: Passwords are stored as bcrypt hashes; plaintext passwords are never stored. BR3: Account creation is free; no payment required.</w:t>
             </w:r>
           </w:p>
         </w:tc>
@@ -8033,21 +7907,7 @@
               <w:rPr>
                 <w:color w:val="000000"/>
               </w:rPr>
-              <w:t xml:space="preserve">Palette is displayed to the user. If saved, it is persisted to the user profile and accessible from the </w:t>
-            </w:r>
-            <w:proofErr w:type="gramStart"/>
-            <w:r>
-              <w:rPr>
-                <w:color w:val="000000"/>
-              </w:rPr>
-              <w:t>Home</w:t>
-            </w:r>
-            <w:proofErr w:type="gramEnd"/>
-            <w:r>
-              <w:rPr>
-                <w:color w:val="000000"/>
-              </w:rPr>
-              <w:t xml:space="preserve"> screen.</w:t>
+              <w:t>Palette is displayed to the user. If saved, it is persisted to the user profile and accessible from the Home screen.</w:t>
             </w:r>
           </w:p>
         </w:tc>
@@ -9009,6 +8869,9 @@
     </w:p>
     <w:p>
       <w:r>
+        <w:rPr>
+          <w:noProof/>
+        </w:rPr>
         <w:lastRenderedPageBreak/>
         <w:drawing>
           <wp:inline distT="0" distB="0" distL="0" distR="0" wp14:anchorId="7EE32C0C" wp14:editId="4B6EB29C">
@@ -9046,6 +8909,2079 @@
           </wp:inline>
         </w:drawing>
       </w:r>
+    </w:p>
+    <w:p/>
+    <w:p/>
+    <w:p>
+      <w:pPr>
+        <w:pStyle w:val="Heading1"/>
+      </w:pPr>
+      <w:r>
+        <w:t>6. Sprint 1 Burn-Down Chart</w:t>
+      </w:r>
+    </w:p>
+    <w:p>
+      <w:pPr>
+        <w:pBdr>
+          <w:bottom w:val="single" w:sz="4" w:space="1" w:color="9B59B6"/>
+        </w:pBdr>
+        <w:spacing w:before="120" w:after="120"/>
+      </w:pPr>
+    </w:p>
+    <w:p>
+      <w:pPr>
+        <w:spacing w:before="80" w:after="80"/>
+      </w:pPr>
+      <w:r>
+        <w:rPr>
+          <w:color w:val="000000"/>
+        </w:rPr>
+        <w:t>The burn-down chart below tracks planned story points versus completed story points across the two-week sprint (14 days). Total sprint story points: 28 (US-01: 5, US-02: 5, US-03: 8, US-04: 5, US-05: 5).</w:t>
+      </w:r>
+    </w:p>
+    <w:tbl>
+      <w:tblPr>
+        <w:tblW w:w="9360" w:type="dxa"/>
+        <w:tblBorders>
+          <w:top w:val="single" w:sz="4" w:space="0" w:color="auto"/>
+          <w:left w:val="single" w:sz="4" w:space="0" w:color="auto"/>
+          <w:bottom w:val="single" w:sz="4" w:space="0" w:color="auto"/>
+          <w:right w:val="single" w:sz="4" w:space="0" w:color="auto"/>
+          <w:insideH w:val="single" w:sz="4" w:space="0" w:color="auto"/>
+          <w:insideV w:val="single" w:sz="4" w:space="0" w:color="auto"/>
+        </w:tblBorders>
+        <w:tblCellMar>
+          <w:left w:w="10" w:type="dxa"/>
+          <w:right w:w="10" w:type="dxa"/>
+        </w:tblCellMar>
+        <w:tblLook w:val="04A0" w:firstRow="1" w:lastRow="0" w:firstColumn="1" w:lastColumn="0" w:noHBand="0" w:noVBand="1"/>
+      </w:tblPr>
+      <w:tblGrid>
+        <w:gridCol w:w="1200"/>
+        <w:gridCol w:w="1600"/>
+        <w:gridCol w:w="2000"/>
+        <w:gridCol w:w="2400"/>
+        <w:gridCol w:w="2160"/>
+      </w:tblGrid>
+      <w:tr>
+        <w:tc>
+          <w:tcPr>
+            <w:tcW w:w="1200" w:type="dxa"/>
+            <w:tcBorders>
+              <w:top w:val="single" w:sz="4" w:space="0" w:color="8E44AD"/>
+              <w:left w:val="single" w:sz="4" w:space="0" w:color="8E44AD"/>
+              <w:bottom w:val="single" w:sz="4" w:space="0" w:color="8E44AD"/>
+              <w:right w:val="single" w:sz="4" w:space="0" w:color="8E44AD"/>
+            </w:tcBorders>
+            <w:shd w:val="clear" w:color="auto" w:fill="6C2D8A"/>
+            <w:tcMar>
+              <w:top w:w="100" w:type="dxa"/>
+              <w:left w:w="120" w:type="dxa"/>
+              <w:bottom w:w="100" w:type="dxa"/>
+              <w:right w:w="120" w:type="dxa"/>
+            </w:tcMar>
+            <w:vAlign w:val="center"/>
+          </w:tcPr>
+          <w:p>
+            <w:pPr>
+              <w:jc w:val="center"/>
+            </w:pPr>
+            <w:r>
+              <w:rPr>
+                <w:b/>
+                <w:bCs/>
+                <w:color w:val="FFFFFF"/>
+              </w:rPr>
+              <w:t>Day</w:t>
+            </w:r>
+          </w:p>
+        </w:tc>
+        <w:tc>
+          <w:tcPr>
+            <w:tcW w:w="1600" w:type="dxa"/>
+            <w:tcBorders>
+              <w:top w:val="single" w:sz="4" w:space="0" w:color="8E44AD"/>
+              <w:left w:val="single" w:sz="4" w:space="0" w:color="8E44AD"/>
+              <w:bottom w:val="single" w:sz="4" w:space="0" w:color="8E44AD"/>
+              <w:right w:val="single" w:sz="4" w:space="0" w:color="8E44AD"/>
+            </w:tcBorders>
+            <w:shd w:val="clear" w:color="auto" w:fill="6C2D8A"/>
+            <w:tcMar>
+              <w:top w:w="100" w:type="dxa"/>
+              <w:left w:w="120" w:type="dxa"/>
+              <w:bottom w:w="100" w:type="dxa"/>
+              <w:right w:w="120" w:type="dxa"/>
+            </w:tcMar>
+            <w:vAlign w:val="center"/>
+          </w:tcPr>
+          <w:p>
+            <w:pPr>
+              <w:jc w:val="center"/>
+            </w:pPr>
+            <w:r>
+              <w:rPr>
+                <w:b/>
+                <w:bCs/>
+                <w:color w:val="FFFFFF"/>
+              </w:rPr>
+              <w:t>Planned Points Remaining</w:t>
+            </w:r>
+          </w:p>
+        </w:tc>
+        <w:tc>
+          <w:tcPr>
+            <w:tcW w:w="2000" w:type="dxa"/>
+            <w:tcBorders>
+              <w:top w:val="single" w:sz="4" w:space="0" w:color="8E44AD"/>
+              <w:left w:val="single" w:sz="4" w:space="0" w:color="8E44AD"/>
+              <w:bottom w:val="single" w:sz="4" w:space="0" w:color="8E44AD"/>
+              <w:right w:val="single" w:sz="4" w:space="0" w:color="8E44AD"/>
+            </w:tcBorders>
+            <w:shd w:val="clear" w:color="auto" w:fill="6C2D8A"/>
+            <w:tcMar>
+              <w:top w:w="100" w:type="dxa"/>
+              <w:left w:w="120" w:type="dxa"/>
+              <w:bottom w:w="100" w:type="dxa"/>
+              <w:right w:w="120" w:type="dxa"/>
+            </w:tcMar>
+            <w:vAlign w:val="center"/>
+          </w:tcPr>
+          <w:p>
+            <w:pPr>
+              <w:jc w:val="center"/>
+            </w:pPr>
+            <w:r>
+              <w:rPr>
+                <w:b/>
+                <w:bCs/>
+                <w:color w:val="FFFFFF"/>
+              </w:rPr>
+              <w:t>Actual Points Remaining</w:t>
+            </w:r>
+          </w:p>
+        </w:tc>
+        <w:tc>
+          <w:tcPr>
+            <w:tcW w:w="2400" w:type="dxa"/>
+            <w:tcBorders>
+              <w:top w:val="single" w:sz="4" w:space="0" w:color="8E44AD"/>
+              <w:left w:val="single" w:sz="4" w:space="0" w:color="8E44AD"/>
+              <w:bottom w:val="single" w:sz="4" w:space="0" w:color="8E44AD"/>
+              <w:right w:val="single" w:sz="4" w:space="0" w:color="8E44AD"/>
+            </w:tcBorders>
+            <w:shd w:val="clear" w:color="auto" w:fill="6C2D8A"/>
+            <w:tcMar>
+              <w:top w:w="100" w:type="dxa"/>
+              <w:left w:w="120" w:type="dxa"/>
+              <w:bottom w:w="100" w:type="dxa"/>
+              <w:right w:w="120" w:type="dxa"/>
+            </w:tcMar>
+            <w:vAlign w:val="center"/>
+          </w:tcPr>
+          <w:p>
+            <w:pPr>
+              <w:jc w:val="center"/>
+            </w:pPr>
+            <w:r>
+              <w:rPr>
+                <w:b/>
+                <w:bCs/>
+                <w:color w:val="FFFFFF"/>
+              </w:rPr>
+              <w:t>Tasks Completed</w:t>
+            </w:r>
+          </w:p>
+        </w:tc>
+        <w:tc>
+          <w:tcPr>
+            <w:tcW w:w="2160" w:type="dxa"/>
+            <w:tcBorders>
+              <w:top w:val="single" w:sz="4" w:space="0" w:color="8E44AD"/>
+              <w:left w:val="single" w:sz="4" w:space="0" w:color="8E44AD"/>
+              <w:bottom w:val="single" w:sz="4" w:space="0" w:color="8E44AD"/>
+              <w:right w:val="single" w:sz="4" w:space="0" w:color="8E44AD"/>
+            </w:tcBorders>
+            <w:shd w:val="clear" w:color="auto" w:fill="6C2D8A"/>
+            <w:tcMar>
+              <w:top w:w="100" w:type="dxa"/>
+              <w:left w:w="120" w:type="dxa"/>
+              <w:bottom w:w="100" w:type="dxa"/>
+              <w:right w:w="120" w:type="dxa"/>
+            </w:tcMar>
+            <w:vAlign w:val="center"/>
+          </w:tcPr>
+          <w:p>
+            <w:pPr>
+              <w:jc w:val="center"/>
+            </w:pPr>
+            <w:r>
+              <w:rPr>
+                <w:b/>
+                <w:bCs/>
+                <w:color w:val="FFFFFF"/>
+              </w:rPr>
+              <w:t>Notes</w:t>
+            </w:r>
+          </w:p>
+        </w:tc>
+      </w:tr>
+      <w:tr>
+        <w:tc>
+          <w:tcPr>
+            <w:tcW w:w="1200" w:type="dxa"/>
+            <w:tcBorders>
+              <w:top w:val="single" w:sz="1" w:space="0" w:color="CCCCCC"/>
+              <w:left w:val="single" w:sz="1" w:space="0" w:color="CCCCCC"/>
+              <w:bottom w:val="single" w:sz="1" w:space="0" w:color="CCCCCC"/>
+              <w:right w:val="single" w:sz="1" w:space="0" w:color="CCCCCC"/>
+            </w:tcBorders>
+            <w:tcMar>
+              <w:top w:w="100" w:type="dxa"/>
+              <w:left w:w="120" w:type="dxa"/>
+              <w:bottom w:w="100" w:type="dxa"/>
+              <w:right w:w="120" w:type="dxa"/>
+            </w:tcMar>
+            <w:vAlign w:val="center"/>
+          </w:tcPr>
+          <w:p>
+            <w:r>
+              <w:rPr>
+                <w:color w:val="000000"/>
+              </w:rPr>
+              <w:t>Day 1</w:t>
+            </w:r>
+          </w:p>
+        </w:tc>
+        <w:tc>
+          <w:tcPr>
+            <w:tcW w:w="1600" w:type="dxa"/>
+            <w:tcBorders>
+              <w:top w:val="single" w:sz="1" w:space="0" w:color="CCCCCC"/>
+              <w:left w:val="single" w:sz="1" w:space="0" w:color="CCCCCC"/>
+              <w:bottom w:val="single" w:sz="1" w:space="0" w:color="CCCCCC"/>
+              <w:right w:val="single" w:sz="1" w:space="0" w:color="CCCCCC"/>
+            </w:tcBorders>
+            <w:shd w:val="clear" w:color="auto" w:fill="EAF2FF"/>
+            <w:tcMar>
+              <w:top w:w="100" w:type="dxa"/>
+              <w:left w:w="120" w:type="dxa"/>
+              <w:bottom w:w="100" w:type="dxa"/>
+              <w:right w:w="120" w:type="dxa"/>
+            </w:tcMar>
+            <w:vAlign w:val="center"/>
+          </w:tcPr>
+          <w:p>
+            <w:r>
+              <w:rPr>
+                <w:color w:val="000000"/>
+              </w:rPr>
+              <w:t>28</w:t>
+            </w:r>
+          </w:p>
+        </w:tc>
+        <w:tc>
+          <w:tcPr>
+            <w:tcW w:w="2000" w:type="dxa"/>
+            <w:tcBorders>
+              <w:top w:val="single" w:sz="1" w:space="0" w:color="CCCCCC"/>
+              <w:left w:val="single" w:sz="1" w:space="0" w:color="CCCCCC"/>
+              <w:bottom w:val="single" w:sz="1" w:space="0" w:color="CCCCCC"/>
+              <w:right w:val="single" w:sz="1" w:space="0" w:color="CCCCCC"/>
+            </w:tcBorders>
+            <w:tcMar>
+              <w:top w:w="100" w:type="dxa"/>
+              <w:left w:w="120" w:type="dxa"/>
+              <w:bottom w:w="100" w:type="dxa"/>
+              <w:right w:w="120" w:type="dxa"/>
+            </w:tcMar>
+            <w:vAlign w:val="center"/>
+          </w:tcPr>
+          <w:p>
+            <w:r>
+              <w:rPr>
+                <w:color w:val="000000"/>
+              </w:rPr>
+              <w:t>28</w:t>
+            </w:r>
+          </w:p>
+        </w:tc>
+        <w:tc>
+          <w:tcPr>
+            <w:tcW w:w="2400" w:type="dxa"/>
+            <w:tcBorders>
+              <w:top w:val="single" w:sz="1" w:space="0" w:color="CCCCCC"/>
+              <w:left w:val="single" w:sz="1" w:space="0" w:color="CCCCCC"/>
+              <w:bottom w:val="single" w:sz="1" w:space="0" w:color="CCCCCC"/>
+              <w:right w:val="single" w:sz="1" w:space="0" w:color="CCCCCC"/>
+            </w:tcBorders>
+            <w:tcMar>
+              <w:top w:w="100" w:type="dxa"/>
+              <w:left w:w="120" w:type="dxa"/>
+              <w:bottom w:w="100" w:type="dxa"/>
+              <w:right w:w="120" w:type="dxa"/>
+            </w:tcMar>
+            <w:vAlign w:val="center"/>
+          </w:tcPr>
+          <w:p>
+            <w:r>
+              <w:rPr>
+                <w:color w:val="000000"/>
+              </w:rPr>
+              <w:t>—</w:t>
+            </w:r>
+          </w:p>
+        </w:tc>
+        <w:tc>
+          <w:tcPr>
+            <w:tcW w:w="2160" w:type="dxa"/>
+            <w:tcBorders>
+              <w:top w:val="single" w:sz="1" w:space="0" w:color="CCCCCC"/>
+              <w:left w:val="single" w:sz="1" w:space="0" w:color="CCCCCC"/>
+              <w:bottom w:val="single" w:sz="1" w:space="0" w:color="CCCCCC"/>
+              <w:right w:val="single" w:sz="1" w:space="0" w:color="CCCCCC"/>
+            </w:tcBorders>
+            <w:tcMar>
+              <w:top w:w="100" w:type="dxa"/>
+              <w:left w:w="120" w:type="dxa"/>
+              <w:bottom w:w="100" w:type="dxa"/>
+              <w:right w:w="120" w:type="dxa"/>
+            </w:tcMar>
+            <w:vAlign w:val="center"/>
+          </w:tcPr>
+          <w:p>
+            <w:r>
+              <w:rPr>
+                <w:color w:val="000000"/>
+              </w:rPr>
+              <w:t>Sprint kickoff, setup</w:t>
+            </w:r>
+          </w:p>
+        </w:tc>
+      </w:tr>
+      <w:tr>
+        <w:tc>
+          <w:tcPr>
+            <w:tcW w:w="1200" w:type="dxa"/>
+            <w:tcBorders>
+              <w:top w:val="single" w:sz="1" w:space="0" w:color="CCCCCC"/>
+              <w:left w:val="single" w:sz="1" w:space="0" w:color="CCCCCC"/>
+              <w:bottom w:val="single" w:sz="1" w:space="0" w:color="CCCCCC"/>
+              <w:right w:val="single" w:sz="1" w:space="0" w:color="CCCCCC"/>
+            </w:tcBorders>
+            <w:tcMar>
+              <w:top w:w="100" w:type="dxa"/>
+              <w:left w:w="120" w:type="dxa"/>
+              <w:bottom w:w="100" w:type="dxa"/>
+              <w:right w:w="120" w:type="dxa"/>
+            </w:tcMar>
+            <w:vAlign w:val="center"/>
+          </w:tcPr>
+          <w:p>
+            <w:r>
+              <w:rPr>
+                <w:color w:val="000000"/>
+              </w:rPr>
+              <w:t>Day 2</w:t>
+            </w:r>
+          </w:p>
+        </w:tc>
+        <w:tc>
+          <w:tcPr>
+            <w:tcW w:w="1600" w:type="dxa"/>
+            <w:tcBorders>
+              <w:top w:val="single" w:sz="1" w:space="0" w:color="CCCCCC"/>
+              <w:left w:val="single" w:sz="1" w:space="0" w:color="CCCCCC"/>
+              <w:bottom w:val="single" w:sz="1" w:space="0" w:color="CCCCCC"/>
+              <w:right w:val="single" w:sz="1" w:space="0" w:color="CCCCCC"/>
+            </w:tcBorders>
+            <w:shd w:val="clear" w:color="auto" w:fill="EAF2FF"/>
+            <w:tcMar>
+              <w:top w:w="100" w:type="dxa"/>
+              <w:left w:w="120" w:type="dxa"/>
+              <w:bottom w:w="100" w:type="dxa"/>
+              <w:right w:w="120" w:type="dxa"/>
+            </w:tcMar>
+            <w:vAlign w:val="center"/>
+          </w:tcPr>
+          <w:p>
+            <w:r>
+              <w:rPr>
+                <w:color w:val="000000"/>
+              </w:rPr>
+              <w:t>26</w:t>
+            </w:r>
+          </w:p>
+        </w:tc>
+        <w:tc>
+          <w:tcPr>
+            <w:tcW w:w="2000" w:type="dxa"/>
+            <w:tcBorders>
+              <w:top w:val="single" w:sz="1" w:space="0" w:color="CCCCCC"/>
+              <w:left w:val="single" w:sz="1" w:space="0" w:color="CCCCCC"/>
+              <w:bottom w:val="single" w:sz="1" w:space="0" w:color="CCCCCC"/>
+              <w:right w:val="single" w:sz="1" w:space="0" w:color="CCCCCC"/>
+            </w:tcBorders>
+            <w:tcMar>
+              <w:top w:w="100" w:type="dxa"/>
+              <w:left w:w="120" w:type="dxa"/>
+              <w:bottom w:w="100" w:type="dxa"/>
+              <w:right w:w="120" w:type="dxa"/>
+            </w:tcMar>
+            <w:vAlign w:val="center"/>
+          </w:tcPr>
+          <w:p>
+            <w:r>
+              <w:rPr>
+                <w:color w:val="000000"/>
+              </w:rPr>
+              <w:t>26</w:t>
+            </w:r>
+          </w:p>
+        </w:tc>
+        <w:tc>
+          <w:tcPr>
+            <w:tcW w:w="2400" w:type="dxa"/>
+            <w:tcBorders>
+              <w:top w:val="single" w:sz="1" w:space="0" w:color="CCCCCC"/>
+              <w:left w:val="single" w:sz="1" w:space="0" w:color="CCCCCC"/>
+              <w:bottom w:val="single" w:sz="1" w:space="0" w:color="CCCCCC"/>
+              <w:right w:val="single" w:sz="1" w:space="0" w:color="CCCCCC"/>
+            </w:tcBorders>
+            <w:tcMar>
+              <w:top w:w="100" w:type="dxa"/>
+              <w:left w:w="120" w:type="dxa"/>
+              <w:bottom w:w="100" w:type="dxa"/>
+              <w:right w:w="120" w:type="dxa"/>
+            </w:tcMar>
+            <w:vAlign w:val="center"/>
+          </w:tcPr>
+          <w:p>
+            <w:r>
+              <w:rPr>
+                <w:color w:val="000000"/>
+              </w:rPr>
+              <w:t>US-01a started</w:t>
+            </w:r>
+          </w:p>
+        </w:tc>
+        <w:tc>
+          <w:tcPr>
+            <w:tcW w:w="2160" w:type="dxa"/>
+            <w:tcBorders>
+              <w:top w:val="single" w:sz="1" w:space="0" w:color="CCCCCC"/>
+              <w:left w:val="single" w:sz="1" w:space="0" w:color="CCCCCC"/>
+              <w:bottom w:val="single" w:sz="1" w:space="0" w:color="CCCCCC"/>
+              <w:right w:val="single" w:sz="1" w:space="0" w:color="CCCCCC"/>
+            </w:tcBorders>
+            <w:tcMar>
+              <w:top w:w="100" w:type="dxa"/>
+              <w:left w:w="120" w:type="dxa"/>
+              <w:bottom w:w="100" w:type="dxa"/>
+              <w:right w:w="120" w:type="dxa"/>
+            </w:tcMar>
+            <w:vAlign w:val="center"/>
+          </w:tcPr>
+          <w:p>
+            <w:r>
+              <w:rPr>
+                <w:color w:val="000000"/>
+              </w:rPr>
+              <w:t>Registration form</w:t>
+            </w:r>
+          </w:p>
+        </w:tc>
+      </w:tr>
+      <w:tr>
+        <w:tc>
+          <w:tcPr>
+            <w:tcW w:w="1200" w:type="dxa"/>
+            <w:tcBorders>
+              <w:top w:val="single" w:sz="1" w:space="0" w:color="CCCCCC"/>
+              <w:left w:val="single" w:sz="1" w:space="0" w:color="CCCCCC"/>
+              <w:bottom w:val="single" w:sz="1" w:space="0" w:color="CCCCCC"/>
+              <w:right w:val="single" w:sz="1" w:space="0" w:color="CCCCCC"/>
+            </w:tcBorders>
+            <w:tcMar>
+              <w:top w:w="100" w:type="dxa"/>
+              <w:left w:w="120" w:type="dxa"/>
+              <w:bottom w:w="100" w:type="dxa"/>
+              <w:right w:w="120" w:type="dxa"/>
+            </w:tcMar>
+            <w:vAlign w:val="center"/>
+          </w:tcPr>
+          <w:p>
+            <w:r>
+              <w:rPr>
+                <w:color w:val="000000"/>
+              </w:rPr>
+              <w:t>Day 3</w:t>
+            </w:r>
+          </w:p>
+        </w:tc>
+        <w:tc>
+          <w:tcPr>
+            <w:tcW w:w="1600" w:type="dxa"/>
+            <w:tcBorders>
+              <w:top w:val="single" w:sz="1" w:space="0" w:color="CCCCCC"/>
+              <w:left w:val="single" w:sz="1" w:space="0" w:color="CCCCCC"/>
+              <w:bottom w:val="single" w:sz="1" w:space="0" w:color="CCCCCC"/>
+              <w:right w:val="single" w:sz="1" w:space="0" w:color="CCCCCC"/>
+            </w:tcBorders>
+            <w:shd w:val="clear" w:color="auto" w:fill="EAF2FF"/>
+            <w:tcMar>
+              <w:top w:w="100" w:type="dxa"/>
+              <w:left w:w="120" w:type="dxa"/>
+              <w:bottom w:w="100" w:type="dxa"/>
+              <w:right w:w="120" w:type="dxa"/>
+            </w:tcMar>
+            <w:vAlign w:val="center"/>
+          </w:tcPr>
+          <w:p>
+            <w:r>
+              <w:rPr>
+                <w:color w:val="000000"/>
+              </w:rPr>
+              <w:t>24</w:t>
+            </w:r>
+          </w:p>
+        </w:tc>
+        <w:tc>
+          <w:tcPr>
+            <w:tcW w:w="2000" w:type="dxa"/>
+            <w:tcBorders>
+              <w:top w:val="single" w:sz="1" w:space="0" w:color="CCCCCC"/>
+              <w:left w:val="single" w:sz="1" w:space="0" w:color="CCCCCC"/>
+              <w:bottom w:val="single" w:sz="1" w:space="0" w:color="CCCCCC"/>
+              <w:right w:val="single" w:sz="1" w:space="0" w:color="CCCCCC"/>
+            </w:tcBorders>
+            <w:tcMar>
+              <w:top w:w="100" w:type="dxa"/>
+              <w:left w:w="120" w:type="dxa"/>
+              <w:bottom w:w="100" w:type="dxa"/>
+              <w:right w:w="120" w:type="dxa"/>
+            </w:tcMar>
+            <w:vAlign w:val="center"/>
+          </w:tcPr>
+          <w:p>
+            <w:r>
+              <w:rPr>
+                <w:color w:val="000000"/>
+              </w:rPr>
+              <w:t>23</w:t>
+            </w:r>
+          </w:p>
+        </w:tc>
+        <w:tc>
+          <w:tcPr>
+            <w:tcW w:w="2400" w:type="dxa"/>
+            <w:tcBorders>
+              <w:top w:val="single" w:sz="1" w:space="0" w:color="CCCCCC"/>
+              <w:left w:val="single" w:sz="1" w:space="0" w:color="CCCCCC"/>
+              <w:bottom w:val="single" w:sz="1" w:space="0" w:color="CCCCCC"/>
+              <w:right w:val="single" w:sz="1" w:space="0" w:color="CCCCCC"/>
+            </w:tcBorders>
+            <w:tcMar>
+              <w:top w:w="100" w:type="dxa"/>
+              <w:left w:w="120" w:type="dxa"/>
+              <w:bottom w:w="100" w:type="dxa"/>
+              <w:right w:w="120" w:type="dxa"/>
+            </w:tcMar>
+            <w:vAlign w:val="center"/>
+          </w:tcPr>
+          <w:p>
+            <w:r>
+              <w:rPr>
+                <w:color w:val="000000"/>
+              </w:rPr>
+              <w:t>US-01a done</w:t>
+            </w:r>
+          </w:p>
+        </w:tc>
+        <w:tc>
+          <w:tcPr>
+            <w:tcW w:w="2160" w:type="dxa"/>
+            <w:tcBorders>
+              <w:top w:val="single" w:sz="1" w:space="0" w:color="CCCCCC"/>
+              <w:left w:val="single" w:sz="1" w:space="0" w:color="CCCCCC"/>
+              <w:bottom w:val="single" w:sz="1" w:space="0" w:color="CCCCCC"/>
+              <w:right w:val="single" w:sz="1" w:space="0" w:color="CCCCCC"/>
+            </w:tcBorders>
+            <w:tcMar>
+              <w:top w:w="100" w:type="dxa"/>
+              <w:left w:w="120" w:type="dxa"/>
+              <w:bottom w:w="100" w:type="dxa"/>
+              <w:right w:w="120" w:type="dxa"/>
+            </w:tcMar>
+            <w:vAlign w:val="center"/>
+          </w:tcPr>
+          <w:p/>
+        </w:tc>
+      </w:tr>
+      <w:tr>
+        <w:tc>
+          <w:tcPr>
+            <w:tcW w:w="1200" w:type="dxa"/>
+            <w:tcBorders>
+              <w:top w:val="single" w:sz="1" w:space="0" w:color="CCCCCC"/>
+              <w:left w:val="single" w:sz="1" w:space="0" w:color="CCCCCC"/>
+              <w:bottom w:val="single" w:sz="1" w:space="0" w:color="CCCCCC"/>
+              <w:right w:val="single" w:sz="1" w:space="0" w:color="CCCCCC"/>
+            </w:tcBorders>
+            <w:tcMar>
+              <w:top w:w="100" w:type="dxa"/>
+              <w:left w:w="120" w:type="dxa"/>
+              <w:bottom w:w="100" w:type="dxa"/>
+              <w:right w:w="120" w:type="dxa"/>
+            </w:tcMar>
+            <w:vAlign w:val="center"/>
+          </w:tcPr>
+          <w:p>
+            <w:r>
+              <w:rPr>
+                <w:color w:val="000000"/>
+              </w:rPr>
+              <w:t>Day 4</w:t>
+            </w:r>
+          </w:p>
+        </w:tc>
+        <w:tc>
+          <w:tcPr>
+            <w:tcW w:w="1600" w:type="dxa"/>
+            <w:tcBorders>
+              <w:top w:val="single" w:sz="1" w:space="0" w:color="CCCCCC"/>
+              <w:left w:val="single" w:sz="1" w:space="0" w:color="CCCCCC"/>
+              <w:bottom w:val="single" w:sz="1" w:space="0" w:color="CCCCCC"/>
+              <w:right w:val="single" w:sz="1" w:space="0" w:color="CCCCCC"/>
+            </w:tcBorders>
+            <w:shd w:val="clear" w:color="auto" w:fill="EAF2FF"/>
+            <w:tcMar>
+              <w:top w:w="100" w:type="dxa"/>
+              <w:left w:w="120" w:type="dxa"/>
+              <w:bottom w:w="100" w:type="dxa"/>
+              <w:right w:w="120" w:type="dxa"/>
+            </w:tcMar>
+            <w:vAlign w:val="center"/>
+          </w:tcPr>
+          <w:p>
+            <w:r>
+              <w:rPr>
+                <w:color w:val="000000"/>
+              </w:rPr>
+              <w:t>22</w:t>
+            </w:r>
+          </w:p>
+        </w:tc>
+        <w:tc>
+          <w:tcPr>
+            <w:tcW w:w="2000" w:type="dxa"/>
+            <w:tcBorders>
+              <w:top w:val="single" w:sz="1" w:space="0" w:color="CCCCCC"/>
+              <w:left w:val="single" w:sz="1" w:space="0" w:color="CCCCCC"/>
+              <w:bottom w:val="single" w:sz="1" w:space="0" w:color="CCCCCC"/>
+              <w:right w:val="single" w:sz="1" w:space="0" w:color="CCCCCC"/>
+            </w:tcBorders>
+            <w:tcMar>
+              <w:top w:w="100" w:type="dxa"/>
+              <w:left w:w="120" w:type="dxa"/>
+              <w:bottom w:w="100" w:type="dxa"/>
+              <w:right w:w="120" w:type="dxa"/>
+            </w:tcMar>
+            <w:vAlign w:val="center"/>
+          </w:tcPr>
+          <w:p>
+            <w:r>
+              <w:rPr>
+                <w:color w:val="000000"/>
+              </w:rPr>
+              <w:t>18</w:t>
+            </w:r>
+          </w:p>
+        </w:tc>
+        <w:tc>
+          <w:tcPr>
+            <w:tcW w:w="2400" w:type="dxa"/>
+            <w:tcBorders>
+              <w:top w:val="single" w:sz="1" w:space="0" w:color="CCCCCC"/>
+              <w:left w:val="single" w:sz="1" w:space="0" w:color="CCCCCC"/>
+              <w:bottom w:val="single" w:sz="1" w:space="0" w:color="CCCCCC"/>
+              <w:right w:val="single" w:sz="1" w:space="0" w:color="CCCCCC"/>
+            </w:tcBorders>
+            <w:tcMar>
+              <w:top w:w="100" w:type="dxa"/>
+              <w:left w:w="120" w:type="dxa"/>
+              <w:bottom w:w="100" w:type="dxa"/>
+              <w:right w:w="120" w:type="dxa"/>
+            </w:tcMar>
+            <w:vAlign w:val="center"/>
+          </w:tcPr>
+          <w:p>
+            <w:r>
+              <w:rPr>
+                <w:color w:val="000000"/>
+              </w:rPr>
+              <w:t>US-01b, US-01c done</w:t>
+            </w:r>
+          </w:p>
+        </w:tc>
+        <w:tc>
+          <w:tcPr>
+            <w:tcW w:w="2160" w:type="dxa"/>
+            <w:tcBorders>
+              <w:top w:val="single" w:sz="1" w:space="0" w:color="CCCCCC"/>
+              <w:left w:val="single" w:sz="1" w:space="0" w:color="CCCCCC"/>
+              <w:bottom w:val="single" w:sz="1" w:space="0" w:color="CCCCCC"/>
+              <w:right w:val="single" w:sz="1" w:space="0" w:color="CCCCCC"/>
+            </w:tcBorders>
+            <w:tcMar>
+              <w:top w:w="100" w:type="dxa"/>
+              <w:left w:w="120" w:type="dxa"/>
+              <w:bottom w:w="100" w:type="dxa"/>
+              <w:right w:w="120" w:type="dxa"/>
+            </w:tcMar>
+            <w:vAlign w:val="center"/>
+          </w:tcPr>
+          <w:p/>
+        </w:tc>
+      </w:tr>
+      <w:tr>
+        <w:tc>
+          <w:tcPr>
+            <w:tcW w:w="1200" w:type="dxa"/>
+            <w:tcBorders>
+              <w:top w:val="single" w:sz="1" w:space="0" w:color="CCCCCC"/>
+              <w:left w:val="single" w:sz="1" w:space="0" w:color="CCCCCC"/>
+              <w:bottom w:val="single" w:sz="1" w:space="0" w:color="CCCCCC"/>
+              <w:right w:val="single" w:sz="1" w:space="0" w:color="CCCCCC"/>
+            </w:tcBorders>
+            <w:tcMar>
+              <w:top w:w="100" w:type="dxa"/>
+              <w:left w:w="120" w:type="dxa"/>
+              <w:bottom w:w="100" w:type="dxa"/>
+              <w:right w:w="120" w:type="dxa"/>
+            </w:tcMar>
+            <w:vAlign w:val="center"/>
+          </w:tcPr>
+          <w:p>
+            <w:r>
+              <w:rPr>
+                <w:color w:val="000000"/>
+              </w:rPr>
+              <w:t>Day 5</w:t>
+            </w:r>
+          </w:p>
+        </w:tc>
+        <w:tc>
+          <w:tcPr>
+            <w:tcW w:w="1600" w:type="dxa"/>
+            <w:tcBorders>
+              <w:top w:val="single" w:sz="1" w:space="0" w:color="CCCCCC"/>
+              <w:left w:val="single" w:sz="1" w:space="0" w:color="CCCCCC"/>
+              <w:bottom w:val="single" w:sz="1" w:space="0" w:color="CCCCCC"/>
+              <w:right w:val="single" w:sz="1" w:space="0" w:color="CCCCCC"/>
+            </w:tcBorders>
+            <w:shd w:val="clear" w:color="auto" w:fill="EAF2FF"/>
+            <w:tcMar>
+              <w:top w:w="100" w:type="dxa"/>
+              <w:left w:w="120" w:type="dxa"/>
+              <w:bottom w:w="100" w:type="dxa"/>
+              <w:right w:w="120" w:type="dxa"/>
+            </w:tcMar>
+            <w:vAlign w:val="center"/>
+          </w:tcPr>
+          <w:p>
+            <w:r>
+              <w:rPr>
+                <w:color w:val="000000"/>
+              </w:rPr>
+              <w:t>20</w:t>
+            </w:r>
+          </w:p>
+        </w:tc>
+        <w:tc>
+          <w:tcPr>
+            <w:tcW w:w="2000" w:type="dxa"/>
+            <w:tcBorders>
+              <w:top w:val="single" w:sz="1" w:space="0" w:color="CCCCCC"/>
+              <w:left w:val="single" w:sz="1" w:space="0" w:color="CCCCCC"/>
+              <w:bottom w:val="single" w:sz="1" w:space="0" w:color="CCCCCC"/>
+              <w:right w:val="single" w:sz="1" w:space="0" w:color="CCCCCC"/>
+            </w:tcBorders>
+            <w:tcMar>
+              <w:top w:w="100" w:type="dxa"/>
+              <w:left w:w="120" w:type="dxa"/>
+              <w:bottom w:w="100" w:type="dxa"/>
+              <w:right w:w="120" w:type="dxa"/>
+            </w:tcMar>
+            <w:vAlign w:val="center"/>
+          </w:tcPr>
+          <w:p>
+            <w:r>
+              <w:rPr>
+                <w:color w:val="000000"/>
+              </w:rPr>
+              <w:t>15</w:t>
+            </w:r>
+          </w:p>
+        </w:tc>
+        <w:tc>
+          <w:tcPr>
+            <w:tcW w:w="2400" w:type="dxa"/>
+            <w:tcBorders>
+              <w:top w:val="single" w:sz="1" w:space="0" w:color="CCCCCC"/>
+              <w:left w:val="single" w:sz="1" w:space="0" w:color="CCCCCC"/>
+              <w:bottom w:val="single" w:sz="1" w:space="0" w:color="CCCCCC"/>
+              <w:right w:val="single" w:sz="1" w:space="0" w:color="CCCCCC"/>
+            </w:tcBorders>
+            <w:tcMar>
+              <w:top w:w="100" w:type="dxa"/>
+              <w:left w:w="120" w:type="dxa"/>
+              <w:bottom w:w="100" w:type="dxa"/>
+              <w:right w:w="120" w:type="dxa"/>
+            </w:tcMar>
+            <w:vAlign w:val="center"/>
+          </w:tcPr>
+          <w:p>
+            <w:r>
+              <w:rPr>
+                <w:color w:val="000000"/>
+              </w:rPr>
+              <w:t>US-01d done</w:t>
+            </w:r>
+          </w:p>
+        </w:tc>
+        <w:tc>
+          <w:tcPr>
+            <w:tcW w:w="2160" w:type="dxa"/>
+            <w:tcBorders>
+              <w:top w:val="single" w:sz="1" w:space="0" w:color="CCCCCC"/>
+              <w:left w:val="single" w:sz="1" w:space="0" w:color="CCCCCC"/>
+              <w:bottom w:val="single" w:sz="1" w:space="0" w:color="CCCCCC"/>
+              <w:right w:val="single" w:sz="1" w:space="0" w:color="CCCCCC"/>
+            </w:tcBorders>
+            <w:tcMar>
+              <w:top w:w="100" w:type="dxa"/>
+              <w:left w:w="120" w:type="dxa"/>
+              <w:bottom w:w="100" w:type="dxa"/>
+              <w:right w:w="120" w:type="dxa"/>
+            </w:tcMar>
+            <w:vAlign w:val="center"/>
+          </w:tcPr>
+          <w:p>
+            <w:r>
+              <w:rPr>
+                <w:color w:val="000000"/>
+              </w:rPr>
+              <w:t>US-01 complete</w:t>
+            </w:r>
+          </w:p>
+        </w:tc>
+      </w:tr>
+      <w:tr>
+        <w:tc>
+          <w:tcPr>
+            <w:tcW w:w="1200" w:type="dxa"/>
+            <w:tcBorders>
+              <w:top w:val="single" w:sz="1" w:space="0" w:color="CCCCCC"/>
+              <w:left w:val="single" w:sz="1" w:space="0" w:color="CCCCCC"/>
+              <w:bottom w:val="single" w:sz="1" w:space="0" w:color="CCCCCC"/>
+              <w:right w:val="single" w:sz="1" w:space="0" w:color="CCCCCC"/>
+            </w:tcBorders>
+            <w:tcMar>
+              <w:top w:w="100" w:type="dxa"/>
+              <w:left w:w="120" w:type="dxa"/>
+              <w:bottom w:w="100" w:type="dxa"/>
+              <w:right w:w="120" w:type="dxa"/>
+            </w:tcMar>
+            <w:vAlign w:val="center"/>
+          </w:tcPr>
+          <w:p>
+            <w:r>
+              <w:rPr>
+                <w:color w:val="000000"/>
+              </w:rPr>
+              <w:t>Day 6</w:t>
+            </w:r>
+          </w:p>
+        </w:tc>
+        <w:tc>
+          <w:tcPr>
+            <w:tcW w:w="1600" w:type="dxa"/>
+            <w:tcBorders>
+              <w:top w:val="single" w:sz="1" w:space="0" w:color="CCCCCC"/>
+              <w:left w:val="single" w:sz="1" w:space="0" w:color="CCCCCC"/>
+              <w:bottom w:val="single" w:sz="1" w:space="0" w:color="CCCCCC"/>
+              <w:right w:val="single" w:sz="1" w:space="0" w:color="CCCCCC"/>
+            </w:tcBorders>
+            <w:shd w:val="clear" w:color="auto" w:fill="EAF2FF"/>
+            <w:tcMar>
+              <w:top w:w="100" w:type="dxa"/>
+              <w:left w:w="120" w:type="dxa"/>
+              <w:bottom w:w="100" w:type="dxa"/>
+              <w:right w:w="120" w:type="dxa"/>
+            </w:tcMar>
+            <w:vAlign w:val="center"/>
+          </w:tcPr>
+          <w:p>
+            <w:r>
+              <w:rPr>
+                <w:color w:val="000000"/>
+              </w:rPr>
+              <w:t>18</w:t>
+            </w:r>
+          </w:p>
+        </w:tc>
+        <w:tc>
+          <w:tcPr>
+            <w:tcW w:w="2000" w:type="dxa"/>
+            <w:tcBorders>
+              <w:top w:val="single" w:sz="1" w:space="0" w:color="CCCCCC"/>
+              <w:left w:val="single" w:sz="1" w:space="0" w:color="CCCCCC"/>
+              <w:bottom w:val="single" w:sz="1" w:space="0" w:color="CCCCCC"/>
+              <w:right w:val="single" w:sz="1" w:space="0" w:color="CCCCCC"/>
+            </w:tcBorders>
+            <w:tcMar>
+              <w:top w:w="100" w:type="dxa"/>
+              <w:left w:w="120" w:type="dxa"/>
+              <w:bottom w:w="100" w:type="dxa"/>
+              <w:right w:w="120" w:type="dxa"/>
+            </w:tcMar>
+            <w:vAlign w:val="center"/>
+          </w:tcPr>
+          <w:p>
+            <w:r>
+              <w:rPr>
+                <w:color w:val="000000"/>
+              </w:rPr>
+              <w:t>13</w:t>
+            </w:r>
+          </w:p>
+        </w:tc>
+        <w:tc>
+          <w:tcPr>
+            <w:tcW w:w="2400" w:type="dxa"/>
+            <w:tcBorders>
+              <w:top w:val="single" w:sz="1" w:space="0" w:color="CCCCCC"/>
+              <w:left w:val="single" w:sz="1" w:space="0" w:color="CCCCCC"/>
+              <w:bottom w:val="single" w:sz="1" w:space="0" w:color="CCCCCC"/>
+              <w:right w:val="single" w:sz="1" w:space="0" w:color="CCCCCC"/>
+            </w:tcBorders>
+            <w:tcMar>
+              <w:top w:w="100" w:type="dxa"/>
+              <w:left w:w="120" w:type="dxa"/>
+              <w:bottom w:w="100" w:type="dxa"/>
+              <w:right w:w="120" w:type="dxa"/>
+            </w:tcMar>
+            <w:vAlign w:val="center"/>
+          </w:tcPr>
+          <w:p>
+            <w:r>
+              <w:rPr>
+                <w:color w:val="000000"/>
+              </w:rPr>
+              <w:t>US-02a done</w:t>
+            </w:r>
+          </w:p>
+        </w:tc>
+        <w:tc>
+          <w:tcPr>
+            <w:tcW w:w="2160" w:type="dxa"/>
+            <w:tcBorders>
+              <w:top w:val="single" w:sz="1" w:space="0" w:color="CCCCCC"/>
+              <w:left w:val="single" w:sz="1" w:space="0" w:color="CCCCCC"/>
+              <w:bottom w:val="single" w:sz="1" w:space="0" w:color="CCCCCC"/>
+              <w:right w:val="single" w:sz="1" w:space="0" w:color="CCCCCC"/>
+            </w:tcBorders>
+            <w:tcMar>
+              <w:top w:w="100" w:type="dxa"/>
+              <w:left w:w="120" w:type="dxa"/>
+              <w:bottom w:w="100" w:type="dxa"/>
+              <w:right w:w="120" w:type="dxa"/>
+            </w:tcMar>
+            <w:vAlign w:val="center"/>
+          </w:tcPr>
+          <w:p>
+            <w:r>
+              <w:rPr>
+                <w:color w:val="000000"/>
+              </w:rPr>
+              <w:t>Quiz navigation</w:t>
+            </w:r>
+          </w:p>
+        </w:tc>
+      </w:tr>
+      <w:tr>
+        <w:tc>
+          <w:tcPr>
+            <w:tcW w:w="1200" w:type="dxa"/>
+            <w:tcBorders>
+              <w:top w:val="single" w:sz="1" w:space="0" w:color="CCCCCC"/>
+              <w:left w:val="single" w:sz="1" w:space="0" w:color="CCCCCC"/>
+              <w:bottom w:val="single" w:sz="1" w:space="0" w:color="CCCCCC"/>
+              <w:right w:val="single" w:sz="1" w:space="0" w:color="CCCCCC"/>
+            </w:tcBorders>
+            <w:tcMar>
+              <w:top w:w="100" w:type="dxa"/>
+              <w:left w:w="120" w:type="dxa"/>
+              <w:bottom w:w="100" w:type="dxa"/>
+              <w:right w:w="120" w:type="dxa"/>
+            </w:tcMar>
+            <w:vAlign w:val="center"/>
+          </w:tcPr>
+          <w:p>
+            <w:r>
+              <w:rPr>
+                <w:color w:val="000000"/>
+              </w:rPr>
+              <w:t>Day 7</w:t>
+            </w:r>
+          </w:p>
+        </w:tc>
+        <w:tc>
+          <w:tcPr>
+            <w:tcW w:w="1600" w:type="dxa"/>
+            <w:tcBorders>
+              <w:top w:val="single" w:sz="1" w:space="0" w:color="CCCCCC"/>
+              <w:left w:val="single" w:sz="1" w:space="0" w:color="CCCCCC"/>
+              <w:bottom w:val="single" w:sz="1" w:space="0" w:color="CCCCCC"/>
+              <w:right w:val="single" w:sz="1" w:space="0" w:color="CCCCCC"/>
+            </w:tcBorders>
+            <w:shd w:val="clear" w:color="auto" w:fill="EAF2FF"/>
+            <w:tcMar>
+              <w:top w:w="100" w:type="dxa"/>
+              <w:left w:w="120" w:type="dxa"/>
+              <w:bottom w:w="100" w:type="dxa"/>
+              <w:right w:w="120" w:type="dxa"/>
+            </w:tcMar>
+            <w:vAlign w:val="center"/>
+          </w:tcPr>
+          <w:p>
+            <w:r>
+              <w:rPr>
+                <w:color w:val="000000"/>
+              </w:rPr>
+              <w:t>16</w:t>
+            </w:r>
+          </w:p>
+        </w:tc>
+        <w:tc>
+          <w:tcPr>
+            <w:tcW w:w="2000" w:type="dxa"/>
+            <w:tcBorders>
+              <w:top w:val="single" w:sz="1" w:space="0" w:color="CCCCCC"/>
+              <w:left w:val="single" w:sz="1" w:space="0" w:color="CCCCCC"/>
+              <w:bottom w:val="single" w:sz="1" w:space="0" w:color="CCCCCC"/>
+              <w:right w:val="single" w:sz="1" w:space="0" w:color="CCCCCC"/>
+            </w:tcBorders>
+            <w:tcMar>
+              <w:top w:w="100" w:type="dxa"/>
+              <w:left w:w="120" w:type="dxa"/>
+              <w:bottom w:w="100" w:type="dxa"/>
+              <w:right w:w="120" w:type="dxa"/>
+            </w:tcMar>
+            <w:vAlign w:val="center"/>
+          </w:tcPr>
+          <w:p>
+            <w:r>
+              <w:rPr>
+                <w:color w:val="000000"/>
+              </w:rPr>
+              <w:t>11</w:t>
+            </w:r>
+          </w:p>
+        </w:tc>
+        <w:tc>
+          <w:tcPr>
+            <w:tcW w:w="2400" w:type="dxa"/>
+            <w:tcBorders>
+              <w:top w:val="single" w:sz="1" w:space="0" w:color="CCCCCC"/>
+              <w:left w:val="single" w:sz="1" w:space="0" w:color="CCCCCC"/>
+              <w:bottom w:val="single" w:sz="1" w:space="0" w:color="CCCCCC"/>
+              <w:right w:val="single" w:sz="1" w:space="0" w:color="CCCCCC"/>
+            </w:tcBorders>
+            <w:tcMar>
+              <w:top w:w="100" w:type="dxa"/>
+              <w:left w:w="120" w:type="dxa"/>
+              <w:bottom w:w="100" w:type="dxa"/>
+              <w:right w:w="120" w:type="dxa"/>
+            </w:tcMar>
+            <w:vAlign w:val="center"/>
+          </w:tcPr>
+          <w:p>
+            <w:r>
+              <w:rPr>
+                <w:color w:val="000000"/>
+              </w:rPr>
+              <w:t>US-02b done</w:t>
+            </w:r>
+          </w:p>
+        </w:tc>
+        <w:tc>
+          <w:tcPr>
+            <w:tcW w:w="2160" w:type="dxa"/>
+            <w:tcBorders>
+              <w:top w:val="single" w:sz="1" w:space="0" w:color="CCCCCC"/>
+              <w:left w:val="single" w:sz="1" w:space="0" w:color="CCCCCC"/>
+              <w:bottom w:val="single" w:sz="1" w:space="0" w:color="CCCCCC"/>
+              <w:right w:val="single" w:sz="1" w:space="0" w:color="CCCCCC"/>
+            </w:tcBorders>
+            <w:tcMar>
+              <w:top w:w="100" w:type="dxa"/>
+              <w:left w:w="120" w:type="dxa"/>
+              <w:bottom w:w="100" w:type="dxa"/>
+              <w:right w:w="120" w:type="dxa"/>
+            </w:tcMar>
+            <w:vAlign w:val="center"/>
+          </w:tcPr>
+          <w:p>
+            <w:r>
+              <w:rPr>
+                <w:color w:val="000000"/>
+              </w:rPr>
+              <w:t>Mid-sprint review</w:t>
+            </w:r>
+          </w:p>
+        </w:tc>
+      </w:tr>
+      <w:tr>
+        <w:tc>
+          <w:tcPr>
+            <w:tcW w:w="1200" w:type="dxa"/>
+            <w:tcBorders>
+              <w:top w:val="single" w:sz="1" w:space="0" w:color="CCCCCC"/>
+              <w:left w:val="single" w:sz="1" w:space="0" w:color="CCCCCC"/>
+              <w:bottom w:val="single" w:sz="1" w:space="0" w:color="CCCCCC"/>
+              <w:right w:val="single" w:sz="1" w:space="0" w:color="CCCCCC"/>
+            </w:tcBorders>
+            <w:tcMar>
+              <w:top w:w="100" w:type="dxa"/>
+              <w:left w:w="120" w:type="dxa"/>
+              <w:bottom w:w="100" w:type="dxa"/>
+              <w:right w:w="120" w:type="dxa"/>
+            </w:tcMar>
+            <w:vAlign w:val="center"/>
+          </w:tcPr>
+          <w:p>
+            <w:r>
+              <w:rPr>
+                <w:color w:val="000000"/>
+              </w:rPr>
+              <w:t>Day 8</w:t>
+            </w:r>
+          </w:p>
+        </w:tc>
+        <w:tc>
+          <w:tcPr>
+            <w:tcW w:w="1600" w:type="dxa"/>
+            <w:tcBorders>
+              <w:top w:val="single" w:sz="1" w:space="0" w:color="CCCCCC"/>
+              <w:left w:val="single" w:sz="1" w:space="0" w:color="CCCCCC"/>
+              <w:bottom w:val="single" w:sz="1" w:space="0" w:color="CCCCCC"/>
+              <w:right w:val="single" w:sz="1" w:space="0" w:color="CCCCCC"/>
+            </w:tcBorders>
+            <w:shd w:val="clear" w:color="auto" w:fill="EAF2FF"/>
+            <w:tcMar>
+              <w:top w:w="100" w:type="dxa"/>
+              <w:left w:w="120" w:type="dxa"/>
+              <w:bottom w:w="100" w:type="dxa"/>
+              <w:right w:w="120" w:type="dxa"/>
+            </w:tcMar>
+            <w:vAlign w:val="center"/>
+          </w:tcPr>
+          <w:p>
+            <w:r>
+              <w:rPr>
+                <w:color w:val="000000"/>
+              </w:rPr>
+              <w:t>14</w:t>
+            </w:r>
+          </w:p>
+        </w:tc>
+        <w:tc>
+          <w:tcPr>
+            <w:tcW w:w="2000" w:type="dxa"/>
+            <w:tcBorders>
+              <w:top w:val="single" w:sz="1" w:space="0" w:color="CCCCCC"/>
+              <w:left w:val="single" w:sz="1" w:space="0" w:color="CCCCCC"/>
+              <w:bottom w:val="single" w:sz="1" w:space="0" w:color="CCCCCC"/>
+              <w:right w:val="single" w:sz="1" w:space="0" w:color="CCCCCC"/>
+            </w:tcBorders>
+            <w:tcMar>
+              <w:top w:w="100" w:type="dxa"/>
+              <w:left w:w="120" w:type="dxa"/>
+              <w:bottom w:w="100" w:type="dxa"/>
+              <w:right w:w="120" w:type="dxa"/>
+            </w:tcMar>
+            <w:vAlign w:val="center"/>
+          </w:tcPr>
+          <w:p>
+            <w:r>
+              <w:rPr>
+                <w:color w:val="000000"/>
+              </w:rPr>
+              <w:t>9</w:t>
+            </w:r>
+          </w:p>
+        </w:tc>
+        <w:tc>
+          <w:tcPr>
+            <w:tcW w:w="2400" w:type="dxa"/>
+            <w:tcBorders>
+              <w:top w:val="single" w:sz="1" w:space="0" w:color="CCCCCC"/>
+              <w:left w:val="single" w:sz="1" w:space="0" w:color="CCCCCC"/>
+              <w:bottom w:val="single" w:sz="1" w:space="0" w:color="CCCCCC"/>
+              <w:right w:val="single" w:sz="1" w:space="0" w:color="CCCCCC"/>
+            </w:tcBorders>
+            <w:tcMar>
+              <w:top w:w="100" w:type="dxa"/>
+              <w:left w:w="120" w:type="dxa"/>
+              <w:bottom w:w="100" w:type="dxa"/>
+              <w:right w:w="120" w:type="dxa"/>
+            </w:tcMar>
+            <w:vAlign w:val="center"/>
+          </w:tcPr>
+          <w:p>
+            <w:r>
+              <w:rPr>
+                <w:color w:val="000000"/>
+              </w:rPr>
+              <w:t>US-02c done</w:t>
+            </w:r>
+          </w:p>
+        </w:tc>
+        <w:tc>
+          <w:tcPr>
+            <w:tcW w:w="2160" w:type="dxa"/>
+            <w:tcBorders>
+              <w:top w:val="single" w:sz="1" w:space="0" w:color="CCCCCC"/>
+              <w:left w:val="single" w:sz="1" w:space="0" w:color="CCCCCC"/>
+              <w:bottom w:val="single" w:sz="1" w:space="0" w:color="CCCCCC"/>
+              <w:right w:val="single" w:sz="1" w:space="0" w:color="CCCCCC"/>
+            </w:tcBorders>
+            <w:tcMar>
+              <w:top w:w="100" w:type="dxa"/>
+              <w:left w:w="120" w:type="dxa"/>
+              <w:bottom w:w="100" w:type="dxa"/>
+              <w:right w:w="120" w:type="dxa"/>
+            </w:tcMar>
+            <w:vAlign w:val="center"/>
+          </w:tcPr>
+          <w:p>
+            <w:r>
+              <w:rPr>
+                <w:color w:val="000000"/>
+              </w:rPr>
+              <w:t>Classification logic</w:t>
+            </w:r>
+          </w:p>
+        </w:tc>
+      </w:tr>
+      <w:tr>
+        <w:tc>
+          <w:tcPr>
+            <w:tcW w:w="1200" w:type="dxa"/>
+            <w:tcBorders>
+              <w:top w:val="single" w:sz="1" w:space="0" w:color="CCCCCC"/>
+              <w:left w:val="single" w:sz="1" w:space="0" w:color="CCCCCC"/>
+              <w:bottom w:val="single" w:sz="1" w:space="0" w:color="CCCCCC"/>
+              <w:right w:val="single" w:sz="1" w:space="0" w:color="CCCCCC"/>
+            </w:tcBorders>
+            <w:tcMar>
+              <w:top w:w="100" w:type="dxa"/>
+              <w:left w:w="120" w:type="dxa"/>
+              <w:bottom w:w="100" w:type="dxa"/>
+              <w:right w:w="120" w:type="dxa"/>
+            </w:tcMar>
+            <w:vAlign w:val="center"/>
+          </w:tcPr>
+          <w:p>
+            <w:r>
+              <w:rPr>
+                <w:color w:val="000000"/>
+              </w:rPr>
+              <w:t>Day 9</w:t>
+            </w:r>
+          </w:p>
+        </w:tc>
+        <w:tc>
+          <w:tcPr>
+            <w:tcW w:w="1600" w:type="dxa"/>
+            <w:tcBorders>
+              <w:top w:val="single" w:sz="1" w:space="0" w:color="CCCCCC"/>
+              <w:left w:val="single" w:sz="1" w:space="0" w:color="CCCCCC"/>
+              <w:bottom w:val="single" w:sz="1" w:space="0" w:color="CCCCCC"/>
+              <w:right w:val="single" w:sz="1" w:space="0" w:color="CCCCCC"/>
+            </w:tcBorders>
+            <w:shd w:val="clear" w:color="auto" w:fill="EAF2FF"/>
+            <w:tcMar>
+              <w:top w:w="100" w:type="dxa"/>
+              <w:left w:w="120" w:type="dxa"/>
+              <w:bottom w:w="100" w:type="dxa"/>
+              <w:right w:w="120" w:type="dxa"/>
+            </w:tcMar>
+            <w:vAlign w:val="center"/>
+          </w:tcPr>
+          <w:p>
+            <w:r>
+              <w:rPr>
+                <w:color w:val="000000"/>
+              </w:rPr>
+              <w:t>12</w:t>
+            </w:r>
+          </w:p>
+        </w:tc>
+        <w:tc>
+          <w:tcPr>
+            <w:tcW w:w="2000" w:type="dxa"/>
+            <w:tcBorders>
+              <w:top w:val="single" w:sz="1" w:space="0" w:color="CCCCCC"/>
+              <w:left w:val="single" w:sz="1" w:space="0" w:color="CCCCCC"/>
+              <w:bottom w:val="single" w:sz="1" w:space="0" w:color="CCCCCC"/>
+              <w:right w:val="single" w:sz="1" w:space="0" w:color="CCCCCC"/>
+            </w:tcBorders>
+            <w:tcMar>
+              <w:top w:w="100" w:type="dxa"/>
+              <w:left w:w="120" w:type="dxa"/>
+              <w:bottom w:w="100" w:type="dxa"/>
+              <w:right w:w="120" w:type="dxa"/>
+            </w:tcMar>
+            <w:vAlign w:val="center"/>
+          </w:tcPr>
+          <w:p>
+            <w:r>
+              <w:rPr>
+                <w:color w:val="000000"/>
+              </w:rPr>
+              <w:t>7</w:t>
+            </w:r>
+          </w:p>
+        </w:tc>
+        <w:tc>
+          <w:tcPr>
+            <w:tcW w:w="2400" w:type="dxa"/>
+            <w:tcBorders>
+              <w:top w:val="single" w:sz="1" w:space="0" w:color="CCCCCC"/>
+              <w:left w:val="single" w:sz="1" w:space="0" w:color="CCCCCC"/>
+              <w:bottom w:val="single" w:sz="1" w:space="0" w:color="CCCCCC"/>
+              <w:right w:val="single" w:sz="1" w:space="0" w:color="CCCCCC"/>
+            </w:tcBorders>
+            <w:tcMar>
+              <w:top w:w="100" w:type="dxa"/>
+              <w:left w:w="120" w:type="dxa"/>
+              <w:bottom w:w="100" w:type="dxa"/>
+              <w:right w:w="120" w:type="dxa"/>
+            </w:tcMar>
+            <w:vAlign w:val="center"/>
+          </w:tcPr>
+          <w:p>
+            <w:r>
+              <w:rPr>
+                <w:color w:val="000000"/>
+              </w:rPr>
+              <w:t>US-02d done</w:t>
+            </w:r>
+          </w:p>
+        </w:tc>
+        <w:tc>
+          <w:tcPr>
+            <w:tcW w:w="2160" w:type="dxa"/>
+            <w:tcBorders>
+              <w:top w:val="single" w:sz="1" w:space="0" w:color="CCCCCC"/>
+              <w:left w:val="single" w:sz="1" w:space="0" w:color="CCCCCC"/>
+              <w:bottom w:val="single" w:sz="1" w:space="0" w:color="CCCCCC"/>
+              <w:right w:val="single" w:sz="1" w:space="0" w:color="CCCCCC"/>
+            </w:tcBorders>
+            <w:tcMar>
+              <w:top w:w="100" w:type="dxa"/>
+              <w:left w:w="120" w:type="dxa"/>
+              <w:bottom w:w="100" w:type="dxa"/>
+              <w:right w:w="120" w:type="dxa"/>
+            </w:tcMar>
+            <w:vAlign w:val="center"/>
+          </w:tcPr>
+          <w:p>
+            <w:r>
+              <w:rPr>
+                <w:color w:val="000000"/>
+              </w:rPr>
+              <w:t>US-02 complete</w:t>
+            </w:r>
+          </w:p>
+        </w:tc>
+      </w:tr>
+      <w:tr>
+        <w:tc>
+          <w:tcPr>
+            <w:tcW w:w="1200" w:type="dxa"/>
+            <w:tcBorders>
+              <w:top w:val="single" w:sz="1" w:space="0" w:color="CCCCCC"/>
+              <w:left w:val="single" w:sz="1" w:space="0" w:color="CCCCCC"/>
+              <w:bottom w:val="single" w:sz="1" w:space="0" w:color="CCCCCC"/>
+              <w:right w:val="single" w:sz="1" w:space="0" w:color="CCCCCC"/>
+            </w:tcBorders>
+            <w:tcMar>
+              <w:top w:w="100" w:type="dxa"/>
+              <w:left w:w="120" w:type="dxa"/>
+              <w:bottom w:w="100" w:type="dxa"/>
+              <w:right w:w="120" w:type="dxa"/>
+            </w:tcMar>
+            <w:vAlign w:val="center"/>
+          </w:tcPr>
+          <w:p>
+            <w:r>
+              <w:rPr>
+                <w:color w:val="000000"/>
+              </w:rPr>
+              <w:t>Day 10</w:t>
+            </w:r>
+          </w:p>
+        </w:tc>
+        <w:tc>
+          <w:tcPr>
+            <w:tcW w:w="1600" w:type="dxa"/>
+            <w:tcBorders>
+              <w:top w:val="single" w:sz="1" w:space="0" w:color="CCCCCC"/>
+              <w:left w:val="single" w:sz="1" w:space="0" w:color="CCCCCC"/>
+              <w:bottom w:val="single" w:sz="1" w:space="0" w:color="CCCCCC"/>
+              <w:right w:val="single" w:sz="1" w:space="0" w:color="CCCCCC"/>
+            </w:tcBorders>
+            <w:shd w:val="clear" w:color="auto" w:fill="EAF2FF"/>
+            <w:tcMar>
+              <w:top w:w="100" w:type="dxa"/>
+              <w:left w:w="120" w:type="dxa"/>
+              <w:bottom w:w="100" w:type="dxa"/>
+              <w:right w:w="120" w:type="dxa"/>
+            </w:tcMar>
+            <w:vAlign w:val="center"/>
+          </w:tcPr>
+          <w:p>
+            <w:r>
+              <w:rPr>
+                <w:color w:val="000000"/>
+              </w:rPr>
+              <w:t>10</w:t>
+            </w:r>
+          </w:p>
+        </w:tc>
+        <w:tc>
+          <w:tcPr>
+            <w:tcW w:w="2000" w:type="dxa"/>
+            <w:tcBorders>
+              <w:top w:val="single" w:sz="1" w:space="0" w:color="CCCCCC"/>
+              <w:left w:val="single" w:sz="1" w:space="0" w:color="CCCCCC"/>
+              <w:bottom w:val="single" w:sz="1" w:space="0" w:color="CCCCCC"/>
+              <w:right w:val="single" w:sz="1" w:space="0" w:color="CCCCCC"/>
+            </w:tcBorders>
+            <w:tcMar>
+              <w:top w:w="100" w:type="dxa"/>
+              <w:left w:w="120" w:type="dxa"/>
+              <w:bottom w:w="100" w:type="dxa"/>
+              <w:right w:w="120" w:type="dxa"/>
+            </w:tcMar>
+            <w:vAlign w:val="center"/>
+          </w:tcPr>
+          <w:p>
+            <w:r>
+              <w:rPr>
+                <w:color w:val="000000"/>
+              </w:rPr>
+              <w:t>5</w:t>
+            </w:r>
+          </w:p>
+        </w:tc>
+        <w:tc>
+          <w:tcPr>
+            <w:tcW w:w="2400" w:type="dxa"/>
+            <w:tcBorders>
+              <w:top w:val="single" w:sz="1" w:space="0" w:color="CCCCCC"/>
+              <w:left w:val="single" w:sz="1" w:space="0" w:color="CCCCCC"/>
+              <w:bottom w:val="single" w:sz="1" w:space="0" w:color="CCCCCC"/>
+              <w:right w:val="single" w:sz="1" w:space="0" w:color="CCCCCC"/>
+            </w:tcBorders>
+            <w:tcMar>
+              <w:top w:w="100" w:type="dxa"/>
+              <w:left w:w="120" w:type="dxa"/>
+              <w:bottom w:w="100" w:type="dxa"/>
+              <w:right w:w="120" w:type="dxa"/>
+            </w:tcMar>
+            <w:vAlign w:val="center"/>
+          </w:tcPr>
+          <w:p>
+            <w:r>
+              <w:rPr>
+                <w:color w:val="000000"/>
+              </w:rPr>
+              <w:t>US-03 (palette) done</w:t>
+            </w:r>
+          </w:p>
+        </w:tc>
+        <w:tc>
+          <w:tcPr>
+            <w:tcW w:w="2160" w:type="dxa"/>
+            <w:tcBorders>
+              <w:top w:val="single" w:sz="1" w:space="0" w:color="CCCCCC"/>
+              <w:left w:val="single" w:sz="1" w:space="0" w:color="CCCCCC"/>
+              <w:bottom w:val="single" w:sz="1" w:space="0" w:color="CCCCCC"/>
+              <w:right w:val="single" w:sz="1" w:space="0" w:color="CCCCCC"/>
+            </w:tcBorders>
+            <w:tcMar>
+              <w:top w:w="100" w:type="dxa"/>
+              <w:left w:w="120" w:type="dxa"/>
+              <w:bottom w:w="100" w:type="dxa"/>
+              <w:right w:w="120" w:type="dxa"/>
+            </w:tcMar>
+            <w:vAlign w:val="center"/>
+          </w:tcPr>
+          <w:p>
+            <w:r>
+              <w:rPr>
+                <w:color w:val="000000"/>
+              </w:rPr>
+              <w:t>US-03 complete</w:t>
+            </w:r>
+          </w:p>
+        </w:tc>
+      </w:tr>
+      <w:tr>
+        <w:tc>
+          <w:tcPr>
+            <w:tcW w:w="1200" w:type="dxa"/>
+            <w:tcBorders>
+              <w:top w:val="single" w:sz="1" w:space="0" w:color="CCCCCC"/>
+              <w:left w:val="single" w:sz="1" w:space="0" w:color="CCCCCC"/>
+              <w:bottom w:val="single" w:sz="1" w:space="0" w:color="CCCCCC"/>
+              <w:right w:val="single" w:sz="1" w:space="0" w:color="CCCCCC"/>
+            </w:tcBorders>
+            <w:tcMar>
+              <w:top w:w="100" w:type="dxa"/>
+              <w:left w:w="120" w:type="dxa"/>
+              <w:bottom w:w="100" w:type="dxa"/>
+              <w:right w:w="120" w:type="dxa"/>
+            </w:tcMar>
+            <w:vAlign w:val="center"/>
+          </w:tcPr>
+          <w:p>
+            <w:r>
+              <w:rPr>
+                <w:color w:val="000000"/>
+              </w:rPr>
+              <w:t>Day 11</w:t>
+            </w:r>
+          </w:p>
+        </w:tc>
+        <w:tc>
+          <w:tcPr>
+            <w:tcW w:w="1600" w:type="dxa"/>
+            <w:tcBorders>
+              <w:top w:val="single" w:sz="1" w:space="0" w:color="CCCCCC"/>
+              <w:left w:val="single" w:sz="1" w:space="0" w:color="CCCCCC"/>
+              <w:bottom w:val="single" w:sz="1" w:space="0" w:color="CCCCCC"/>
+              <w:right w:val="single" w:sz="1" w:space="0" w:color="CCCCCC"/>
+            </w:tcBorders>
+            <w:shd w:val="clear" w:color="auto" w:fill="EAF2FF"/>
+            <w:tcMar>
+              <w:top w:w="100" w:type="dxa"/>
+              <w:left w:w="120" w:type="dxa"/>
+              <w:bottom w:w="100" w:type="dxa"/>
+              <w:right w:w="120" w:type="dxa"/>
+            </w:tcMar>
+            <w:vAlign w:val="center"/>
+          </w:tcPr>
+          <w:p>
+            <w:r>
+              <w:rPr>
+                <w:color w:val="000000"/>
+              </w:rPr>
+              <w:t>8</w:t>
+            </w:r>
+          </w:p>
+        </w:tc>
+        <w:tc>
+          <w:tcPr>
+            <w:tcW w:w="2000" w:type="dxa"/>
+            <w:tcBorders>
+              <w:top w:val="single" w:sz="1" w:space="0" w:color="CCCCCC"/>
+              <w:left w:val="single" w:sz="1" w:space="0" w:color="CCCCCC"/>
+              <w:bottom w:val="single" w:sz="1" w:space="0" w:color="CCCCCC"/>
+              <w:right w:val="single" w:sz="1" w:space="0" w:color="CCCCCC"/>
+            </w:tcBorders>
+            <w:tcMar>
+              <w:top w:w="100" w:type="dxa"/>
+              <w:left w:w="120" w:type="dxa"/>
+              <w:bottom w:w="100" w:type="dxa"/>
+              <w:right w:w="120" w:type="dxa"/>
+            </w:tcMar>
+            <w:vAlign w:val="center"/>
+          </w:tcPr>
+          <w:p>
+            <w:r>
+              <w:rPr>
+                <w:color w:val="000000"/>
+              </w:rPr>
+              <w:t>5</w:t>
+            </w:r>
+          </w:p>
+        </w:tc>
+        <w:tc>
+          <w:tcPr>
+            <w:tcW w:w="2400" w:type="dxa"/>
+            <w:tcBorders>
+              <w:top w:val="single" w:sz="1" w:space="0" w:color="CCCCCC"/>
+              <w:left w:val="single" w:sz="1" w:space="0" w:color="CCCCCC"/>
+              <w:bottom w:val="single" w:sz="1" w:space="0" w:color="CCCCCC"/>
+              <w:right w:val="single" w:sz="1" w:space="0" w:color="CCCCCC"/>
+            </w:tcBorders>
+            <w:tcMar>
+              <w:top w:w="100" w:type="dxa"/>
+              <w:left w:w="120" w:type="dxa"/>
+              <w:bottom w:w="100" w:type="dxa"/>
+              <w:right w:w="120" w:type="dxa"/>
+            </w:tcMar>
+            <w:vAlign w:val="center"/>
+          </w:tcPr>
+          <w:p>
+            <w:r>
+              <w:rPr>
+                <w:color w:val="000000"/>
+              </w:rPr>
+              <w:t>US-04a, US-04b done</w:t>
+            </w:r>
+          </w:p>
+        </w:tc>
+        <w:tc>
+          <w:tcPr>
+            <w:tcW w:w="2160" w:type="dxa"/>
+            <w:tcBorders>
+              <w:top w:val="single" w:sz="1" w:space="0" w:color="CCCCCC"/>
+              <w:left w:val="single" w:sz="1" w:space="0" w:color="CCCCCC"/>
+              <w:bottom w:val="single" w:sz="1" w:space="0" w:color="CCCCCC"/>
+              <w:right w:val="single" w:sz="1" w:space="0" w:color="CCCCCC"/>
+            </w:tcBorders>
+            <w:tcMar>
+              <w:top w:w="100" w:type="dxa"/>
+              <w:left w:w="120" w:type="dxa"/>
+              <w:bottom w:w="100" w:type="dxa"/>
+              <w:right w:w="120" w:type="dxa"/>
+            </w:tcMar>
+            <w:vAlign w:val="center"/>
+          </w:tcPr>
+          <w:p>
+            <w:r>
+              <w:rPr>
+                <w:color w:val="000000"/>
+              </w:rPr>
+              <w:t>Partial US-04</w:t>
+            </w:r>
+          </w:p>
+        </w:tc>
+      </w:tr>
+      <w:tr>
+        <w:tc>
+          <w:tcPr>
+            <w:tcW w:w="1200" w:type="dxa"/>
+            <w:tcBorders>
+              <w:top w:val="single" w:sz="1" w:space="0" w:color="CCCCCC"/>
+              <w:left w:val="single" w:sz="1" w:space="0" w:color="CCCCCC"/>
+              <w:bottom w:val="single" w:sz="1" w:space="0" w:color="CCCCCC"/>
+              <w:right w:val="single" w:sz="1" w:space="0" w:color="CCCCCC"/>
+            </w:tcBorders>
+            <w:tcMar>
+              <w:top w:w="100" w:type="dxa"/>
+              <w:left w:w="120" w:type="dxa"/>
+              <w:bottom w:w="100" w:type="dxa"/>
+              <w:right w:w="120" w:type="dxa"/>
+            </w:tcMar>
+            <w:vAlign w:val="center"/>
+          </w:tcPr>
+          <w:p>
+            <w:r>
+              <w:rPr>
+                <w:color w:val="000000"/>
+              </w:rPr>
+              <w:t>Day 12</w:t>
+            </w:r>
+          </w:p>
+        </w:tc>
+        <w:tc>
+          <w:tcPr>
+            <w:tcW w:w="1600" w:type="dxa"/>
+            <w:tcBorders>
+              <w:top w:val="single" w:sz="1" w:space="0" w:color="CCCCCC"/>
+              <w:left w:val="single" w:sz="1" w:space="0" w:color="CCCCCC"/>
+              <w:bottom w:val="single" w:sz="1" w:space="0" w:color="CCCCCC"/>
+              <w:right w:val="single" w:sz="1" w:space="0" w:color="CCCCCC"/>
+            </w:tcBorders>
+            <w:shd w:val="clear" w:color="auto" w:fill="EAF2FF"/>
+            <w:tcMar>
+              <w:top w:w="100" w:type="dxa"/>
+              <w:left w:w="120" w:type="dxa"/>
+              <w:bottom w:w="100" w:type="dxa"/>
+              <w:right w:w="120" w:type="dxa"/>
+            </w:tcMar>
+            <w:vAlign w:val="center"/>
+          </w:tcPr>
+          <w:p>
+            <w:r>
+              <w:rPr>
+                <w:color w:val="000000"/>
+              </w:rPr>
+              <w:t>6</w:t>
+            </w:r>
+          </w:p>
+        </w:tc>
+        <w:tc>
+          <w:tcPr>
+            <w:tcW w:w="2000" w:type="dxa"/>
+            <w:tcBorders>
+              <w:top w:val="single" w:sz="1" w:space="0" w:color="CCCCCC"/>
+              <w:left w:val="single" w:sz="1" w:space="0" w:color="CCCCCC"/>
+              <w:bottom w:val="single" w:sz="1" w:space="0" w:color="CCCCCC"/>
+              <w:right w:val="single" w:sz="1" w:space="0" w:color="CCCCCC"/>
+            </w:tcBorders>
+            <w:tcMar>
+              <w:top w:w="100" w:type="dxa"/>
+              <w:left w:w="120" w:type="dxa"/>
+              <w:bottom w:w="100" w:type="dxa"/>
+              <w:right w:w="120" w:type="dxa"/>
+            </w:tcMar>
+            <w:vAlign w:val="center"/>
+          </w:tcPr>
+          <w:p>
+            <w:r>
+              <w:t>6</w:t>
+            </w:r>
+          </w:p>
+        </w:tc>
+        <w:tc>
+          <w:tcPr>
+            <w:tcW w:w="2400" w:type="dxa"/>
+            <w:tcBorders>
+              <w:top w:val="single" w:sz="1" w:space="0" w:color="CCCCCC"/>
+              <w:left w:val="single" w:sz="1" w:space="0" w:color="CCCCCC"/>
+              <w:bottom w:val="single" w:sz="1" w:space="0" w:color="CCCCCC"/>
+              <w:right w:val="single" w:sz="1" w:space="0" w:color="CCCCCC"/>
+            </w:tcBorders>
+            <w:tcMar>
+              <w:top w:w="100" w:type="dxa"/>
+              <w:left w:w="120" w:type="dxa"/>
+              <w:bottom w:w="100" w:type="dxa"/>
+              <w:right w:w="120" w:type="dxa"/>
+            </w:tcMar>
+            <w:vAlign w:val="center"/>
+          </w:tcPr>
+          <w:p>
+            <w:r>
+              <w:rPr>
+                <w:color w:val="000000"/>
+              </w:rPr>
+              <w:t>US-05a, US-05b done</w:t>
+            </w:r>
+          </w:p>
+        </w:tc>
+        <w:tc>
+          <w:tcPr>
+            <w:tcW w:w="2160" w:type="dxa"/>
+            <w:tcBorders>
+              <w:top w:val="single" w:sz="1" w:space="0" w:color="CCCCCC"/>
+              <w:left w:val="single" w:sz="1" w:space="0" w:color="CCCCCC"/>
+              <w:bottom w:val="single" w:sz="1" w:space="0" w:color="CCCCCC"/>
+              <w:right w:val="single" w:sz="1" w:space="0" w:color="CCCCCC"/>
+            </w:tcBorders>
+            <w:tcMar>
+              <w:top w:w="100" w:type="dxa"/>
+              <w:left w:w="120" w:type="dxa"/>
+              <w:bottom w:w="100" w:type="dxa"/>
+              <w:right w:w="120" w:type="dxa"/>
+            </w:tcMar>
+            <w:vAlign w:val="center"/>
+          </w:tcPr>
+          <w:p>
+            <w:r>
+              <w:rPr>
+                <w:color w:val="000000"/>
+              </w:rPr>
+              <w:t>Partial US-05</w:t>
+            </w:r>
+          </w:p>
+        </w:tc>
+      </w:tr>
+      <w:tr>
+        <w:tc>
+          <w:tcPr>
+            <w:tcW w:w="1200" w:type="dxa"/>
+            <w:tcBorders>
+              <w:top w:val="single" w:sz="1" w:space="0" w:color="CCCCCC"/>
+              <w:left w:val="single" w:sz="1" w:space="0" w:color="CCCCCC"/>
+              <w:bottom w:val="single" w:sz="1" w:space="0" w:color="CCCCCC"/>
+              <w:right w:val="single" w:sz="1" w:space="0" w:color="CCCCCC"/>
+            </w:tcBorders>
+            <w:tcMar>
+              <w:top w:w="100" w:type="dxa"/>
+              <w:left w:w="120" w:type="dxa"/>
+              <w:bottom w:w="100" w:type="dxa"/>
+              <w:right w:w="120" w:type="dxa"/>
+            </w:tcMar>
+            <w:vAlign w:val="center"/>
+          </w:tcPr>
+          <w:p>
+            <w:r>
+              <w:rPr>
+                <w:color w:val="000000"/>
+              </w:rPr>
+              <w:t>Day 13</w:t>
+            </w:r>
+          </w:p>
+        </w:tc>
+        <w:tc>
+          <w:tcPr>
+            <w:tcW w:w="1600" w:type="dxa"/>
+            <w:tcBorders>
+              <w:top w:val="single" w:sz="1" w:space="0" w:color="CCCCCC"/>
+              <w:left w:val="single" w:sz="1" w:space="0" w:color="CCCCCC"/>
+              <w:bottom w:val="single" w:sz="1" w:space="0" w:color="CCCCCC"/>
+              <w:right w:val="single" w:sz="1" w:space="0" w:color="CCCCCC"/>
+            </w:tcBorders>
+            <w:shd w:val="clear" w:color="auto" w:fill="EAF2FF"/>
+            <w:tcMar>
+              <w:top w:w="100" w:type="dxa"/>
+              <w:left w:w="120" w:type="dxa"/>
+              <w:bottom w:w="100" w:type="dxa"/>
+              <w:right w:w="120" w:type="dxa"/>
+            </w:tcMar>
+            <w:vAlign w:val="center"/>
+          </w:tcPr>
+          <w:p>
+            <w:r>
+              <w:rPr>
+                <w:color w:val="000000"/>
+              </w:rPr>
+              <w:t>4</w:t>
+            </w:r>
+          </w:p>
+        </w:tc>
+        <w:tc>
+          <w:tcPr>
+            <w:tcW w:w="2000" w:type="dxa"/>
+            <w:tcBorders>
+              <w:top w:val="single" w:sz="1" w:space="0" w:color="CCCCCC"/>
+              <w:left w:val="single" w:sz="1" w:space="0" w:color="CCCCCC"/>
+              <w:bottom w:val="single" w:sz="1" w:space="0" w:color="CCCCCC"/>
+              <w:right w:val="single" w:sz="1" w:space="0" w:color="CCCCCC"/>
+            </w:tcBorders>
+            <w:shd w:val="clear" w:color="auto" w:fill="FFE0E0"/>
+            <w:tcMar>
+              <w:top w:w="100" w:type="dxa"/>
+              <w:left w:w="120" w:type="dxa"/>
+              <w:bottom w:w="100" w:type="dxa"/>
+              <w:right w:w="120" w:type="dxa"/>
+            </w:tcMar>
+            <w:vAlign w:val="center"/>
+          </w:tcPr>
+          <w:p>
+            <w:pPr>
+              <w:rPr>
+                <w:color w:val="000000" w:themeColor="text1"/>
+              </w:rPr>
+            </w:pPr>
+            <w:r>
+              <w:rPr>
+                <w:color w:val="000000" w:themeColor="text1"/>
+              </w:rPr>
+              <w:t>4</w:t>
+            </w:r>
+          </w:p>
+        </w:tc>
+        <w:tc>
+          <w:tcPr>
+            <w:tcW w:w="2400" w:type="dxa"/>
+            <w:tcBorders>
+              <w:top w:val="single" w:sz="1" w:space="0" w:color="CCCCCC"/>
+              <w:left w:val="single" w:sz="1" w:space="0" w:color="CCCCCC"/>
+              <w:bottom w:val="single" w:sz="1" w:space="0" w:color="CCCCCC"/>
+              <w:right w:val="single" w:sz="1" w:space="0" w:color="CCCCCC"/>
+            </w:tcBorders>
+            <w:tcMar>
+              <w:top w:w="100" w:type="dxa"/>
+              <w:left w:w="120" w:type="dxa"/>
+              <w:bottom w:w="100" w:type="dxa"/>
+              <w:right w:w="120" w:type="dxa"/>
+            </w:tcMar>
+            <w:vAlign w:val="center"/>
+          </w:tcPr>
+          <w:p>
+            <w:r>
+              <w:rPr>
+                <w:color w:val="000000"/>
+              </w:rPr>
+              <w:t>Testing &amp; QA</w:t>
+            </w:r>
+          </w:p>
+        </w:tc>
+        <w:tc>
+          <w:tcPr>
+            <w:tcW w:w="2160" w:type="dxa"/>
+            <w:tcBorders>
+              <w:top w:val="single" w:sz="1" w:space="0" w:color="CCCCCC"/>
+              <w:left w:val="single" w:sz="1" w:space="0" w:color="CCCCCC"/>
+              <w:bottom w:val="single" w:sz="1" w:space="0" w:color="CCCCCC"/>
+              <w:right w:val="single" w:sz="1" w:space="0" w:color="CCCCCC"/>
+            </w:tcBorders>
+            <w:tcMar>
+              <w:top w:w="100" w:type="dxa"/>
+              <w:left w:w="120" w:type="dxa"/>
+              <w:bottom w:w="100" w:type="dxa"/>
+              <w:right w:w="120" w:type="dxa"/>
+            </w:tcMar>
+            <w:vAlign w:val="center"/>
+          </w:tcPr>
+          <w:p>
+            <w:r>
+              <w:rPr>
+                <w:color w:val="000000"/>
+              </w:rPr>
+              <w:t>US-04c,d deferred</w:t>
+            </w:r>
+          </w:p>
+        </w:tc>
+      </w:tr>
+      <w:tr>
+        <w:tc>
+          <w:tcPr>
+            <w:tcW w:w="1200" w:type="dxa"/>
+            <w:tcBorders>
+              <w:top w:val="single" w:sz="1" w:space="0" w:color="CCCCCC"/>
+              <w:left w:val="single" w:sz="1" w:space="0" w:color="CCCCCC"/>
+              <w:bottom w:val="single" w:sz="1" w:space="0" w:color="CCCCCC"/>
+              <w:right w:val="single" w:sz="1" w:space="0" w:color="CCCCCC"/>
+            </w:tcBorders>
+            <w:tcMar>
+              <w:top w:w="100" w:type="dxa"/>
+              <w:left w:w="120" w:type="dxa"/>
+              <w:bottom w:w="100" w:type="dxa"/>
+              <w:right w:w="120" w:type="dxa"/>
+            </w:tcMar>
+            <w:vAlign w:val="center"/>
+          </w:tcPr>
+          <w:p>
+            <w:r>
+              <w:rPr>
+                <w:color w:val="000000"/>
+              </w:rPr>
+              <w:t>Day 14</w:t>
+            </w:r>
+          </w:p>
+        </w:tc>
+        <w:tc>
+          <w:tcPr>
+            <w:tcW w:w="1600" w:type="dxa"/>
+            <w:tcBorders>
+              <w:top w:val="single" w:sz="1" w:space="0" w:color="CCCCCC"/>
+              <w:left w:val="single" w:sz="1" w:space="0" w:color="CCCCCC"/>
+              <w:bottom w:val="single" w:sz="1" w:space="0" w:color="CCCCCC"/>
+              <w:right w:val="single" w:sz="1" w:space="0" w:color="CCCCCC"/>
+            </w:tcBorders>
+            <w:shd w:val="clear" w:color="auto" w:fill="EAF2FF"/>
+            <w:tcMar>
+              <w:top w:w="100" w:type="dxa"/>
+              <w:left w:w="120" w:type="dxa"/>
+              <w:bottom w:w="100" w:type="dxa"/>
+              <w:right w:w="120" w:type="dxa"/>
+            </w:tcMar>
+            <w:vAlign w:val="center"/>
+          </w:tcPr>
+          <w:p>
+            <w:r>
+              <w:rPr>
+                <w:color w:val="000000"/>
+              </w:rPr>
+              <w:t>0</w:t>
+            </w:r>
+          </w:p>
+        </w:tc>
+        <w:tc>
+          <w:tcPr>
+            <w:tcW w:w="2000" w:type="dxa"/>
+            <w:tcBorders>
+              <w:top w:val="single" w:sz="1" w:space="0" w:color="CCCCCC"/>
+              <w:left w:val="single" w:sz="1" w:space="0" w:color="CCCCCC"/>
+              <w:bottom w:val="single" w:sz="1" w:space="0" w:color="CCCCCC"/>
+              <w:right w:val="single" w:sz="1" w:space="0" w:color="CCCCCC"/>
+            </w:tcBorders>
+            <w:shd w:val="clear" w:color="auto" w:fill="FFE0E0"/>
+            <w:tcMar>
+              <w:top w:w="100" w:type="dxa"/>
+              <w:left w:w="120" w:type="dxa"/>
+              <w:bottom w:w="100" w:type="dxa"/>
+              <w:right w:w="120" w:type="dxa"/>
+            </w:tcMar>
+            <w:vAlign w:val="center"/>
+          </w:tcPr>
+          <w:p>
+            <w:r>
+              <w:t>0</w:t>
+            </w:r>
+          </w:p>
+        </w:tc>
+        <w:tc>
+          <w:tcPr>
+            <w:tcW w:w="2400" w:type="dxa"/>
+            <w:tcBorders>
+              <w:top w:val="single" w:sz="1" w:space="0" w:color="CCCCCC"/>
+              <w:left w:val="single" w:sz="1" w:space="0" w:color="CCCCCC"/>
+              <w:bottom w:val="single" w:sz="1" w:space="0" w:color="CCCCCC"/>
+              <w:right w:val="single" w:sz="1" w:space="0" w:color="CCCCCC"/>
+            </w:tcBorders>
+            <w:tcMar>
+              <w:top w:w="100" w:type="dxa"/>
+              <w:left w:w="120" w:type="dxa"/>
+              <w:bottom w:w="100" w:type="dxa"/>
+              <w:right w:w="120" w:type="dxa"/>
+            </w:tcMar>
+            <w:vAlign w:val="center"/>
+          </w:tcPr>
+          <w:p>
+            <w:r>
+              <w:rPr>
+                <w:color w:val="000000"/>
+              </w:rPr>
+              <w:t>Sprint review</w:t>
+            </w:r>
+          </w:p>
+        </w:tc>
+        <w:tc>
+          <w:tcPr>
+            <w:tcW w:w="2160" w:type="dxa"/>
+            <w:tcBorders>
+              <w:top w:val="single" w:sz="1" w:space="0" w:color="CCCCCC"/>
+              <w:left w:val="single" w:sz="1" w:space="0" w:color="CCCCCC"/>
+              <w:bottom w:val="single" w:sz="1" w:space="0" w:color="CCCCCC"/>
+              <w:right w:val="single" w:sz="1" w:space="0" w:color="CCCCCC"/>
+            </w:tcBorders>
+            <w:tcMar>
+              <w:top w:w="100" w:type="dxa"/>
+              <w:left w:w="120" w:type="dxa"/>
+              <w:bottom w:w="100" w:type="dxa"/>
+              <w:right w:w="120" w:type="dxa"/>
+            </w:tcMar>
+            <w:vAlign w:val="center"/>
+          </w:tcPr>
+          <w:p>
+            <w:r>
+              <w:t>No points left</w:t>
+            </w:r>
+          </w:p>
+        </w:tc>
+      </w:tr>
+    </w:tbl>
+    <w:p>
+      <w:pPr>
+        <w:spacing w:before="80" w:after="80"/>
+      </w:pPr>
+      <w:r>
+        <w:rPr>
+          <w:color w:val="CC0000"/>
+        </w:rPr>
+        <w:t>.</w:t>
+      </w:r>
       <w:r>
         <w:br w:type="page"/>
       </w:r>
@@ -9056,7 +10992,7 @@
       </w:pPr>
       <w:r>
         <w:lastRenderedPageBreak/>
-        <w:t>6</w:t>
+        <w:t>7</w:t>
       </w:r>
       <w:r>
         <w:t>. Non-Functional Requirements (NFR) — Natural Language Specification</w:t>
@@ -9075,7 +11011,7 @@
         <w:pStyle w:val="Heading2"/>
       </w:pPr>
       <w:r>
-        <w:t>6</w:t>
+        <w:t>7</w:t>
       </w:r>
       <w:r>
         <w:t>.1 Performance</w:t>
@@ -9097,7 +11033,7 @@
         <w:pStyle w:val="Heading2"/>
       </w:pPr>
       <w:r>
-        <w:t>6</w:t>
+        <w:t>7</w:t>
       </w:r>
       <w:r>
         <w:t>.2 Security</w:t>
@@ -9111,21 +11047,7 @@
         <w:rPr>
           <w:color w:val="000000"/>
         </w:rPr>
-        <w:t xml:space="preserve">All user passwords shall be hashed using </w:t>
-      </w:r>
-      <w:proofErr w:type="spellStart"/>
-      <w:r>
-        <w:rPr>
-          <w:color w:val="000000"/>
-        </w:rPr>
-        <w:t>bcrypt</w:t>
-      </w:r>
-      <w:proofErr w:type="spellEnd"/>
-      <w:r>
-        <w:rPr>
-          <w:color w:val="000000"/>
-        </w:rPr>
-        <w:t xml:space="preserve"> with a minimum salt round of 10 before being stored in the database. No plaintext passwords shall ever be persisted or logged. User sessions shall be managed via JWT tokens with a maximum validity of 24 hours; tokens shall be invalidated upon logout. All data in transit shall be encrypted using TLS 1.2 or higher.</w:t>
+        <w:t>All user passwords shall be hashed using bcrypt with a minimum salt round of 10 before being stored in the database. No plaintext passwords shall ever be persisted or logged. User sessions shall be managed via JWT tokens with a maximum validity of 24 hours; tokens shall be invalidated upon logout. All data in transit shall be encrypted using TLS 1.2 or higher.</w:t>
       </w:r>
     </w:p>
     <w:p>
@@ -9133,7 +11055,7 @@
         <w:pStyle w:val="Heading2"/>
       </w:pPr>
       <w:r>
-        <w:t>6</w:t>
+        <w:t>7</w:t>
       </w:r>
       <w:r>
         <w:t>.3 Usability</w:t>
@@ -9155,7 +11077,7 @@
         <w:pStyle w:val="Heading2"/>
       </w:pPr>
       <w:r>
-        <w:t>6</w:t>
+        <w:t>7</w:t>
       </w:r>
       <w:r>
         <w:t>.4 Reliability &amp; Availability</w:t>
@@ -9177,7 +11099,7 @@
         <w:pStyle w:val="Heading2"/>
       </w:pPr>
       <w:r>
-        <w:t>6</w:t>
+        <w:t>7</w:t>
       </w:r>
       <w:r>
         <w:t>.5 Scalability</w:t>
@@ -9199,7 +11121,7 @@
         <w:pStyle w:val="Heading2"/>
       </w:pPr>
       <w:r>
-        <w:t>6</w:t>
+        <w:t>7</w:t>
       </w:r>
       <w:r>
         <w:t>.6 Privacy</w:t>
@@ -9221,7 +11143,7 @@
         <w:pStyle w:val="Heading2"/>
       </w:pPr>
       <w:r>
-        <w:t>6</w:t>
+        <w:t>7</w:t>
       </w:r>
       <w:r>
         <w:t>.7 Maintainability</w:t>
@@ -9235,35 +11157,7 @@
         <w:rPr>
           <w:color w:val="000000"/>
         </w:rPr>
-        <w:t xml:space="preserve">All API endpoints shall follow RESTful conventions and be documented using </w:t>
-      </w:r>
-      <w:proofErr w:type="spellStart"/>
-      <w:r>
-        <w:rPr>
-          <w:color w:val="000000"/>
-        </w:rPr>
-        <w:t>OpenAPI</w:t>
-      </w:r>
-      <w:proofErr w:type="spellEnd"/>
-      <w:r>
-        <w:rPr>
-          <w:color w:val="000000"/>
-        </w:rPr>
-        <w:t xml:space="preserve"> (Swagger) specifications. Frontend components shall be modular and reusable. The codebase shall maintain at least </w:t>
-      </w:r>
-      <w:proofErr w:type="gramStart"/>
-      <w:r>
-        <w:rPr>
-          <w:color w:val="000000"/>
-        </w:rPr>
-        <w:t>70% unit</w:t>
-      </w:r>
-      <w:proofErr w:type="gramEnd"/>
-      <w:r>
-        <w:rPr>
-          <w:color w:val="000000"/>
-        </w:rPr>
-        <w:t xml:space="preserve"> test coverage for core business logic modules (quiz scoring, palette generation).</w:t>
+        <w:t>All API endpoints shall follow RESTful conventions and be documented using OpenAPI (Swagger) specifications. Frontend components shall be modular and reusable. The codebase shall maintain at least 70% unit test coverage for core business logic modules (quiz scoring, palette generation).</w:t>
       </w:r>
     </w:p>
     <w:p>
@@ -9315,21 +11209,7 @@
         <w:rPr>
           <w:color w:val="000000"/>
         </w:rPr>
-        <w:t xml:space="preserve">The Login screen allows existing users to enter their email and password. The Create Account screen provides fields for name, email, password, and confirm password. Validation errors are displayed inline below each field. Upon successful registration, the user is redirected to the </w:t>
-      </w:r>
-      <w:proofErr w:type="gramStart"/>
-      <w:r>
-        <w:rPr>
-          <w:color w:val="000000"/>
-        </w:rPr>
-        <w:t>Home</w:t>
-      </w:r>
-      <w:proofErr w:type="gramEnd"/>
-      <w:r>
-        <w:rPr>
-          <w:color w:val="000000"/>
-        </w:rPr>
-        <w:t xml:space="preserve"> screen.</w:t>
+        <w:t>The Login screen allows existing users to enter their email and password. The Create Account screen provides fields for name, email, password, and confirm password. Validation errors are displayed inline below each field. Upon successful registration, the user is redirected to the Home screen.</w:t>
       </w:r>
     </w:p>
     <w:p>
@@ -9337,12 +11217,41 @@
         <w:spacing w:before="100" w:after="100"/>
       </w:pPr>
       <w:r>
-        <w:rPr>
-          <w:i/>
-          <w:iCs/>
-          <w:color w:val="888888"/>
-        </w:rPr>
-        <w:t>[SCREENSHOT PLACEHOLDER — Login Screen]</w:t>
+        <w:drawing>
+          <wp:inline distT="0" distB="0" distL="0" distR="0" wp14:anchorId="6D69F208" wp14:editId="7A5E5059">
+            <wp:extent cx="6172200" cy="2900680"/>
+            <wp:effectExtent l="0" t="0" r="0" b="0"/>
+            <wp:docPr id="1302359861" name="Picture 1"/>
+            <wp:cNvGraphicFramePr>
+              <a:graphicFrameLocks xmlns:a="http://schemas.openxmlformats.org/drawingml/2006/main" noChangeAspect="1"/>
+            </wp:cNvGraphicFramePr>
+            <a:graphic xmlns:a="http://schemas.openxmlformats.org/drawingml/2006/main">
+              <a:graphicData uri="http://schemas.openxmlformats.org/drawingml/2006/picture">
+                <pic:pic xmlns:pic="http://schemas.openxmlformats.org/drawingml/2006/picture">
+                  <pic:nvPicPr>
+                    <pic:cNvPr id="1302359861" name=""/>
+                    <pic:cNvPicPr/>
+                  </pic:nvPicPr>
+                  <pic:blipFill>
+                    <a:blip r:embed="rId8"/>
+                    <a:stretch>
+                      <a:fillRect/>
+                    </a:stretch>
+                  </pic:blipFill>
+                  <pic:spPr>
+                    <a:xfrm>
+                      <a:off x="0" y="0"/>
+                      <a:ext cx="6172200" cy="2900680"/>
+                    </a:xfrm>
+                    <a:prstGeom prst="rect">
+                      <a:avLst/>
+                    </a:prstGeom>
+                  </pic:spPr>
+                </pic:pic>
+              </a:graphicData>
+            </a:graphic>
+          </wp:inline>
+        </w:drawing>
       </w:r>
     </w:p>
     <w:p>
@@ -9350,12 +11259,41 @@
         <w:spacing w:before="100" w:after="100"/>
       </w:pPr>
       <w:r>
-        <w:rPr>
-          <w:i/>
-          <w:iCs/>
-          <w:color w:val="888888"/>
-        </w:rPr>
-        <w:t>[SCREENSHOT PLACEHOLDER — Create Account Screen]</w:t>
+        <w:drawing>
+          <wp:inline distT="0" distB="0" distL="0" distR="0" wp14:anchorId="2E663456" wp14:editId="08F2014F">
+            <wp:extent cx="6172200" cy="2931795"/>
+            <wp:effectExtent l="0" t="0" r="0" b="1905"/>
+            <wp:docPr id="1367091033" name="Picture 1"/>
+            <wp:cNvGraphicFramePr>
+              <a:graphicFrameLocks xmlns:a="http://schemas.openxmlformats.org/drawingml/2006/main" noChangeAspect="1"/>
+            </wp:cNvGraphicFramePr>
+            <a:graphic xmlns:a="http://schemas.openxmlformats.org/drawingml/2006/main">
+              <a:graphicData uri="http://schemas.openxmlformats.org/drawingml/2006/picture">
+                <pic:pic xmlns:pic="http://schemas.openxmlformats.org/drawingml/2006/picture">
+                  <pic:nvPicPr>
+                    <pic:cNvPr id="1367091033" name=""/>
+                    <pic:cNvPicPr/>
+                  </pic:nvPicPr>
+                  <pic:blipFill>
+                    <a:blip r:embed="rId9"/>
+                    <a:stretch>
+                      <a:fillRect/>
+                    </a:stretch>
+                  </pic:blipFill>
+                  <pic:spPr>
+                    <a:xfrm>
+                      <a:off x="0" y="0"/>
+                      <a:ext cx="6172200" cy="2931795"/>
+                    </a:xfrm>
+                    <a:prstGeom prst="rect">
+                      <a:avLst/>
+                    </a:prstGeom>
+                  </pic:spPr>
+                </pic:pic>
+              </a:graphicData>
+            </a:graphic>
+          </wp:inline>
+        </w:drawing>
       </w:r>
     </w:p>
     <w:p>
@@ -9374,21 +11312,8 @@
         <w:rPr>
           <w:color w:val="000000"/>
         </w:rPr>
-        <w:t xml:space="preserve">After login, the user lands on the </w:t>
-      </w:r>
-      <w:proofErr w:type="gramStart"/>
-      <w:r>
-        <w:rPr>
-          <w:color w:val="000000"/>
-        </w:rPr>
-        <w:t>Home</w:t>
-      </w:r>
-      <w:proofErr w:type="gramEnd"/>
-      <w:r>
-        <w:rPr>
-          <w:color w:val="000000"/>
-        </w:rPr>
-        <w:t xml:space="preserve"> screen which displays quick-action cards: 'Start Style Analysis' and 'Find a Salon'. The user's name is shown in the top navigation bar. The styling progress summary shows quiz completion status.</w:t>
+        <w:lastRenderedPageBreak/>
+        <w:t>After login, the user lands on the Home screen which displays quick-action cards: 'Start Style Analysis' and 'Find a Salon'. The user's name is shown in the top navigation bar. The styling progress summary shows quiz completion status.</w:t>
       </w:r>
     </w:p>
     <w:p>
@@ -9396,12 +11321,41 @@
         <w:spacing w:before="100" w:after="100"/>
       </w:pPr>
       <w:r>
-        <w:rPr>
-          <w:i/>
-          <w:iCs/>
-          <w:color w:val="888888"/>
-        </w:rPr>
-        <w:t>[SCREENSHOT PLACEHOLDER — Home Screen]</w:t>
+        <w:drawing>
+          <wp:inline distT="0" distB="0" distL="0" distR="0" wp14:anchorId="64B7D573" wp14:editId="6F565BA5">
+            <wp:extent cx="6172200" cy="2864485"/>
+            <wp:effectExtent l="0" t="0" r="0" b="0"/>
+            <wp:docPr id="1875166883" name="Picture 1"/>
+            <wp:cNvGraphicFramePr>
+              <a:graphicFrameLocks xmlns:a="http://schemas.openxmlformats.org/drawingml/2006/main" noChangeAspect="1"/>
+            </wp:cNvGraphicFramePr>
+            <a:graphic xmlns:a="http://schemas.openxmlformats.org/drawingml/2006/main">
+              <a:graphicData uri="http://schemas.openxmlformats.org/drawingml/2006/picture">
+                <pic:pic xmlns:pic="http://schemas.openxmlformats.org/drawingml/2006/picture">
+                  <pic:nvPicPr>
+                    <pic:cNvPr id="1875166883" name=""/>
+                    <pic:cNvPicPr/>
+                  </pic:nvPicPr>
+                  <pic:blipFill>
+                    <a:blip r:embed="rId10"/>
+                    <a:stretch>
+                      <a:fillRect/>
+                    </a:stretch>
+                  </pic:blipFill>
+                  <pic:spPr>
+                    <a:xfrm>
+                      <a:off x="0" y="0"/>
+                      <a:ext cx="6172200" cy="2864485"/>
+                    </a:xfrm>
+                    <a:prstGeom prst="rect">
+                      <a:avLst/>
+                    </a:prstGeom>
+                  </pic:spPr>
+                </pic:pic>
+              </a:graphicData>
+            </a:graphic>
+          </wp:inline>
+        </w:drawing>
       </w:r>
     </w:p>
     <w:p>
@@ -9428,12 +11382,41 @@
         <w:spacing w:before="100" w:after="100"/>
       </w:pPr>
       <w:r>
-        <w:rPr>
-          <w:i/>
-          <w:iCs/>
-          <w:color w:val="888888"/>
-        </w:rPr>
-        <w:t>[SCREENSHOT PLACEHOLDER — Quiz Question Screen]</w:t>
+        <w:drawing>
+          <wp:inline distT="0" distB="0" distL="0" distR="0" wp14:anchorId="2CED8948" wp14:editId="1E75F7E4">
+            <wp:extent cx="6172200" cy="2860040"/>
+            <wp:effectExtent l="0" t="0" r="0" b="0"/>
+            <wp:docPr id="1350237516" name="Picture 1"/>
+            <wp:cNvGraphicFramePr>
+              <a:graphicFrameLocks xmlns:a="http://schemas.openxmlformats.org/drawingml/2006/main" noChangeAspect="1"/>
+            </wp:cNvGraphicFramePr>
+            <a:graphic xmlns:a="http://schemas.openxmlformats.org/drawingml/2006/main">
+              <a:graphicData uri="http://schemas.openxmlformats.org/drawingml/2006/picture">
+                <pic:pic xmlns:pic="http://schemas.openxmlformats.org/drawingml/2006/picture">
+                  <pic:nvPicPr>
+                    <pic:cNvPr id="1350237516" name=""/>
+                    <pic:cNvPicPr/>
+                  </pic:nvPicPr>
+                  <pic:blipFill>
+                    <a:blip r:embed="rId11"/>
+                    <a:stretch>
+                      <a:fillRect/>
+                    </a:stretch>
+                  </pic:blipFill>
+                  <pic:spPr>
+                    <a:xfrm>
+                      <a:off x="0" y="0"/>
+                      <a:ext cx="6172200" cy="2860040"/>
+                    </a:xfrm>
+                    <a:prstGeom prst="rect">
+                      <a:avLst/>
+                    </a:prstGeom>
+                  </pic:spPr>
+                </pic:pic>
+              </a:graphicData>
+            </a:graphic>
+          </wp:inline>
+        </w:drawing>
       </w:r>
     </w:p>
     <w:p>
@@ -9441,12 +11424,42 @@
         <w:spacing w:before="100" w:after="100"/>
       </w:pPr>
       <w:r>
-        <w:rPr>
-          <w:i/>
-          <w:iCs/>
-          <w:color w:val="888888"/>
-        </w:rPr>
-        <w:t>[SCREENSHOT PLACEHOLDER — Quiz Result Screen]</w:t>
+        <w:lastRenderedPageBreak/>
+        <w:drawing>
+          <wp:inline distT="0" distB="0" distL="0" distR="0" wp14:anchorId="7C759B72" wp14:editId="3713C205">
+            <wp:extent cx="6172200" cy="2867025"/>
+            <wp:effectExtent l="0" t="0" r="0" b="9525"/>
+            <wp:docPr id="70216460" name="Picture 1"/>
+            <wp:cNvGraphicFramePr>
+              <a:graphicFrameLocks xmlns:a="http://schemas.openxmlformats.org/drawingml/2006/main" noChangeAspect="1"/>
+            </wp:cNvGraphicFramePr>
+            <a:graphic xmlns:a="http://schemas.openxmlformats.org/drawingml/2006/main">
+              <a:graphicData uri="http://schemas.openxmlformats.org/drawingml/2006/picture">
+                <pic:pic xmlns:pic="http://schemas.openxmlformats.org/drawingml/2006/picture">
+                  <pic:nvPicPr>
+                    <pic:cNvPr id="70216460" name=""/>
+                    <pic:cNvPicPr/>
+                  </pic:nvPicPr>
+                  <pic:blipFill>
+                    <a:blip r:embed="rId12"/>
+                    <a:stretch>
+                      <a:fillRect/>
+                    </a:stretch>
+                  </pic:blipFill>
+                  <pic:spPr>
+                    <a:xfrm>
+                      <a:off x="0" y="0"/>
+                      <a:ext cx="6172200" cy="2867025"/>
+                    </a:xfrm>
+                    <a:prstGeom prst="rect">
+                      <a:avLst/>
+                    </a:prstGeom>
+                  </pic:spPr>
+                </pic:pic>
+              </a:graphicData>
+            </a:graphic>
+          </wp:inline>
+        </w:drawing>
       </w:r>
     </w:p>
     <w:p>
@@ -9473,12 +11486,84 @@
         <w:spacing w:before="100" w:after="100"/>
       </w:pPr>
       <w:r>
-        <w:rPr>
-          <w:i/>
-          <w:iCs/>
-          <w:color w:val="888888"/>
-        </w:rPr>
-        <w:t>[SCREENSHOT PLACEHOLDER — Color Palette Screen]</w:t>
+        <w:drawing>
+          <wp:inline distT="0" distB="0" distL="0" distR="0" wp14:anchorId="0BEBC11A" wp14:editId="1D448FFC">
+            <wp:extent cx="6172200" cy="2847975"/>
+            <wp:effectExtent l="0" t="0" r="0" b="9525"/>
+            <wp:docPr id="891496401" name="Picture 1"/>
+            <wp:cNvGraphicFramePr>
+              <a:graphicFrameLocks xmlns:a="http://schemas.openxmlformats.org/drawingml/2006/main" noChangeAspect="1"/>
+            </wp:cNvGraphicFramePr>
+            <a:graphic xmlns:a="http://schemas.openxmlformats.org/drawingml/2006/main">
+              <a:graphicData uri="http://schemas.openxmlformats.org/drawingml/2006/picture">
+                <pic:pic xmlns:pic="http://schemas.openxmlformats.org/drawingml/2006/picture">
+                  <pic:nvPicPr>
+                    <pic:cNvPr id="891496401" name=""/>
+                    <pic:cNvPicPr/>
+                  </pic:nvPicPr>
+                  <pic:blipFill>
+                    <a:blip r:embed="rId13"/>
+                    <a:stretch>
+                      <a:fillRect/>
+                    </a:stretch>
+                  </pic:blipFill>
+                  <pic:spPr>
+                    <a:xfrm>
+                      <a:off x="0" y="0"/>
+                      <a:ext cx="6172200" cy="2847975"/>
+                    </a:xfrm>
+                    <a:prstGeom prst="rect">
+                      <a:avLst/>
+                    </a:prstGeom>
+                  </pic:spPr>
+                </pic:pic>
+              </a:graphicData>
+            </a:graphic>
+          </wp:inline>
+        </w:drawing>
+      </w:r>
+    </w:p>
+    <w:p>
+      <w:pPr>
+        <w:spacing w:before="100" w:after="100"/>
+      </w:pPr>
+      <w:r>
+        <w:lastRenderedPageBreak/>
+        <w:drawing>
+          <wp:inline distT="0" distB="0" distL="0" distR="0" wp14:anchorId="731363A8" wp14:editId="0AAE115C">
+            <wp:extent cx="6172200" cy="2848610"/>
+            <wp:effectExtent l="0" t="0" r="0" b="8890"/>
+            <wp:docPr id="2130403929" name="Picture 1"/>
+            <wp:cNvGraphicFramePr>
+              <a:graphicFrameLocks xmlns:a="http://schemas.openxmlformats.org/drawingml/2006/main" noChangeAspect="1"/>
+            </wp:cNvGraphicFramePr>
+            <a:graphic xmlns:a="http://schemas.openxmlformats.org/drawingml/2006/main">
+              <a:graphicData uri="http://schemas.openxmlformats.org/drawingml/2006/picture">
+                <pic:pic xmlns:pic="http://schemas.openxmlformats.org/drawingml/2006/picture">
+                  <pic:nvPicPr>
+                    <pic:cNvPr id="2130403929" name=""/>
+                    <pic:cNvPicPr/>
+                  </pic:nvPicPr>
+                  <pic:blipFill>
+                    <a:blip r:embed="rId14"/>
+                    <a:stretch>
+                      <a:fillRect/>
+                    </a:stretch>
+                  </pic:blipFill>
+                  <pic:spPr>
+                    <a:xfrm>
+                      <a:off x="0" y="0"/>
+                      <a:ext cx="6172200" cy="2848610"/>
+                    </a:xfrm>
+                    <a:prstGeom prst="rect">
+                      <a:avLst/>
+                    </a:prstGeom>
+                  </pic:spPr>
+                </pic:pic>
+              </a:graphicData>
+            </a:graphic>
+          </wp:inline>
+        </w:drawing>
       </w:r>
     </w:p>
     <w:p>
@@ -9505,12 +11590,41 @@
         <w:spacing w:before="100" w:after="100"/>
       </w:pPr>
       <w:r>
-        <w:rPr>
-          <w:i/>
-          <w:iCs/>
-          <w:color w:val="888888"/>
-        </w:rPr>
-        <w:t>[SCREENSHOT PLACEHOLDER — Body Type Quiz Screen]</w:t>
+        <w:drawing>
+          <wp:inline distT="0" distB="0" distL="0" distR="0" wp14:anchorId="797BB633" wp14:editId="474B98E3">
+            <wp:extent cx="6172200" cy="2857500"/>
+            <wp:effectExtent l="0" t="0" r="0" b="0"/>
+            <wp:docPr id="1547971900" name="Picture 1"/>
+            <wp:cNvGraphicFramePr>
+              <a:graphicFrameLocks xmlns:a="http://schemas.openxmlformats.org/drawingml/2006/main" noChangeAspect="1"/>
+            </wp:cNvGraphicFramePr>
+            <a:graphic xmlns:a="http://schemas.openxmlformats.org/drawingml/2006/main">
+              <a:graphicData uri="http://schemas.openxmlformats.org/drawingml/2006/picture">
+                <pic:pic xmlns:pic="http://schemas.openxmlformats.org/drawingml/2006/picture">
+                  <pic:nvPicPr>
+                    <pic:cNvPr id="1547971900" name=""/>
+                    <pic:cNvPicPr/>
+                  </pic:nvPicPr>
+                  <pic:blipFill>
+                    <a:blip r:embed="rId15"/>
+                    <a:stretch>
+                      <a:fillRect/>
+                    </a:stretch>
+                  </pic:blipFill>
+                  <pic:spPr>
+                    <a:xfrm>
+                      <a:off x="0" y="0"/>
+                      <a:ext cx="6172200" cy="2857500"/>
+                    </a:xfrm>
+                    <a:prstGeom prst="rect">
+                      <a:avLst/>
+                    </a:prstGeom>
+                  </pic:spPr>
+                </pic:pic>
+              </a:graphicData>
+            </a:graphic>
+          </wp:inline>
+        </w:drawing>
       </w:r>
     </w:p>
     <w:p>
@@ -9846,21 +11960,7 @@
               <w:rPr>
                 <w:color w:val="000000"/>
               </w:rPr>
-              <w:t xml:space="preserve">Database schema design (User, </w:t>
-            </w:r>
-            <w:proofErr w:type="spellStart"/>
-            <w:r>
-              <w:rPr>
-                <w:color w:val="000000"/>
-              </w:rPr>
-              <w:t>QuizResponse</w:t>
-            </w:r>
-            <w:proofErr w:type="spellEnd"/>
-            <w:r>
-              <w:rPr>
-                <w:color w:val="000000"/>
-              </w:rPr>
-              <w:t>, Palette tables), API development (registration, login, quiz submission, palette generation endpoints), JWT authentication implementation, quiz scoring algorithm.</w:t>
+              <w:t>Database schema design (User, QuizResponse, Palette tables), API development (registration, login, quiz submission, palette generation endpoints), JWT authentication implementation, quiz scoring algorithm.</w:t>
             </w:r>
           </w:p>
         </w:tc>
@@ -9884,23 +11984,13 @@
             <w:vAlign w:val="center"/>
           </w:tcPr>
           <w:p>
-            <w:proofErr w:type="spellStart"/>
             <w:r>
               <w:rPr>
                 <w:b/>
                 <w:bCs/>
                 <w:color w:val="000000"/>
               </w:rPr>
-              <w:t>Annushay</w:t>
-            </w:r>
-            <w:proofErr w:type="spellEnd"/>
-            <w:r>
-              <w:rPr>
-                <w:b/>
-                <w:bCs/>
-                <w:color w:val="000000"/>
-              </w:rPr>
-              <w:t xml:space="preserve"> Fatima (24L-2585)</w:t>
+              <w:t>Annushay Fatima (24L-2585)</w:t>
             </w:r>
           </w:p>
         </w:tc>
@@ -9976,7 +12066,6 @@
         <w:spacing w:before="200" w:after="100"/>
         <w:jc w:val="center"/>
       </w:pPr>
-      <w:proofErr w:type="spellStart"/>
       <w:r>
         <w:rPr>
           <w:i/>
@@ -9985,18 +12074,7 @@
           <w:sz w:val="18"/>
           <w:szCs w:val="18"/>
         </w:rPr>
-        <w:t>GlamMatch</w:t>
-      </w:r>
-      <w:proofErr w:type="spellEnd"/>
-      <w:r>
-        <w:rPr>
-          <w:i/>
-          <w:iCs/>
-          <w:color w:val="888888"/>
-          <w:sz w:val="18"/>
-          <w:szCs w:val="18"/>
-        </w:rPr>
-        <w:t xml:space="preserve"> — Sprint 1 Report | Software Engineering | March 2026</w:t>
+        <w:t>GlamMatch — Sprint 1 Report | Software Engineering | March 2026</w:t>
       </w:r>
     </w:p>
     <w:sectPr>

--- a/docs/report.docs/Iteration 1.docx
+++ b/docs/report.docs/Iteration 1.docx
@@ -11036,7 +11036,13 @@
         <w:t>7</w:t>
       </w:r>
       <w:r>
-        <w:t>.2 Security</w:t>
+        <w:t>.</w:t>
+      </w:r>
+      <w:r>
+        <w:t>2</w:t>
+      </w:r>
+      <w:r>
+        <w:t xml:space="preserve"> Security</w:t>
       </w:r>
     </w:p>
     <w:p>
@@ -11047,7 +11053,31 @@
         <w:rPr>
           <w:color w:val="000000"/>
         </w:rPr>
-        <w:t>All user passwords shall be hashed using bcrypt with a minimum salt round of 10 before being stored in the database. No plaintext passwords shall ever be persisted or logged. User sessions shall be managed via JWT tokens with a maximum validity of 24 hours; tokens shall be invalidated upon logout. All data in transit shall be encrypted using TLS 1.2 or higher.</w:t>
+        <w:t xml:space="preserve">All user passwords shall be hashed </w:t>
+      </w:r>
+      <w:r>
+        <w:rPr>
+          <w:color w:val="000000"/>
+        </w:rPr>
+        <w:t>.</w:t>
+      </w:r>
+      <w:r>
+        <w:rPr>
+          <w:color w:val="000000"/>
+        </w:rPr>
+        <w:t>No plaintext passwords shall ever be persisted or logged. User sessions shall be managed via JWT tokens with a maximum validity of 24 hours</w:t>
+      </w:r>
+      <w:r>
+        <w:rPr>
+          <w:color w:val="000000"/>
+        </w:rPr>
+        <w:t>.</w:t>
+      </w:r>
+      <w:r>
+        <w:rPr>
+          <w:color w:val="000000"/>
+        </w:rPr>
+        <w:t xml:space="preserve"> </w:t>
       </w:r>
     </w:p>
     <w:p>
@@ -11058,7 +11088,13 @@
         <w:t>7</w:t>
       </w:r>
       <w:r>
-        <w:t>.3 Usability</w:t>
+        <w:t>.</w:t>
+      </w:r>
+      <w:r>
+        <w:t>3</w:t>
+      </w:r>
+      <w:r>
+        <w:t xml:space="preserve"> Usability</w:t>
       </w:r>
     </w:p>
     <w:p>
@@ -11069,7 +11105,7 @@
         <w:rPr>
           <w:color w:val="000000"/>
         </w:rPr>
-        <w:t>The application shall be designed for users with no technical background. All quiz questions shall be written in plain, jargon-free language. Color palettes shall include both color names and hex codes to support users with varying levels of color knowledge. The application shall comply with WCAG 2.1 AA contrast guidelines to ensure accessibility for users with visual impairments.</w:t>
+        <w:t xml:space="preserve">The application shall be designed for users with no technical background. All quiz questions shall be written in plain, jargon-free language. Color palettes shall include both color names and hex codes to support users with varying levels of color knowledge. </w:t>
       </w:r>
     </w:p>
     <w:p>
@@ -11080,7 +11116,13 @@
         <w:t>7</w:t>
       </w:r>
       <w:r>
-        <w:t>.4 Reliability &amp; Availability</w:t>
+        <w:t>.</w:t>
+      </w:r>
+      <w:r>
+        <w:t>4</w:t>
+      </w:r>
+      <w:r>
+        <w:t xml:space="preserve"> Privacy</w:t>
       </w:r>
     </w:p>
     <w:p>
@@ -11091,7 +11133,7 @@
         <w:rPr>
           <w:color w:val="000000"/>
         </w:rPr>
-        <w:t>The web application shall maintain an uptime of at least 99% per month excluding scheduled maintenance windows. In the event of a database error during quiz submission, the system shall display a user-friendly error message and shall not lose user responses that were entered prior to the error.</w:t>
+        <w:t xml:space="preserve">The system shall not collect or store any biometric data beyond what is necessary for undertone and body type classification. Quiz responses and styling results shall only be accessible to the account holder. </w:t>
       </w:r>
     </w:p>
     <w:p>
@@ -11102,7 +11144,13 @@
         <w:t>7</w:t>
       </w:r>
       <w:r>
-        <w:t>.5 Scalability</w:t>
+        <w:t>.</w:t>
+      </w:r>
+      <w:r>
+        <w:t>5</w:t>
+      </w:r>
+      <w:r>
+        <w:t xml:space="preserve"> Maintainability</w:t>
       </w:r>
     </w:p>
     <w:p>
@@ -11113,56 +11161,13 @@
         <w:rPr>
           <w:color w:val="000000"/>
         </w:rPr>
-        <w:t>The backend API shall be designed in a stateless manner to support horizontal scaling. The database schema shall support at least 10,000 concurrent registered users without requiring structural changes in the first production release.</w:t>
+        <w:t xml:space="preserve">All API endpoints shall follow RESTful conventions </w:t>
       </w:r>
-    </w:p>
-    <w:p>
-      <w:pPr>
-        <w:pStyle w:val="Heading2"/>
-      </w:pPr>
-      <w:r>
-        <w:t>7</w:t>
-      </w:r>
-      <w:r>
-        <w:t>.6 Privacy</w:t>
-      </w:r>
-    </w:p>
-    <w:p>
-      <w:pPr>
-        <w:spacing w:before="80" w:after="80"/>
-      </w:pPr>
       <w:r>
         <w:rPr>
           <w:color w:val="000000"/>
         </w:rPr>
-        <w:t>The system shall not collect or store any biometric data beyond what is necessary for undertone and body type classification. Quiz responses and styling results shall only be accessible to the account holder. Users shall have the right to delete their account and all associated data at any time.</w:t>
-      </w:r>
-    </w:p>
-    <w:p>
-      <w:pPr>
-        <w:pStyle w:val="Heading2"/>
-      </w:pPr>
-      <w:r>
-        <w:t>7</w:t>
-      </w:r>
-      <w:r>
-        <w:t>.7 Maintainability</w:t>
-      </w:r>
-    </w:p>
-    <w:p>
-      <w:pPr>
-        <w:spacing w:before="80" w:after="80"/>
-      </w:pPr>
-      <w:r>
-        <w:rPr>
-          <w:color w:val="000000"/>
-        </w:rPr>
-        <w:t>All API endpoints shall follow RESTful conventions and be documented using OpenAPI (Swagger) specifications. Frontend components shall be modular and reusable. The codebase shall maintain at least 70% unit test coverage for core business logic modules (quiz scoring, palette generation).</w:t>
-      </w:r>
-    </w:p>
-    <w:p>
-      <w:r>
-        <w:br w:type="page"/>
+        <w:t>.</w:t>
       </w:r>
     </w:p>
     <w:p>
@@ -11170,7 +11175,6 @@
         <w:pStyle w:val="Heading1"/>
       </w:pPr>
       <w:r>
-        <w:lastRenderedPageBreak/>
         <w:t>8. Iteration 1 — Implementation Overview</w:t>
       </w:r>
     </w:p>
@@ -11217,6 +11221,10 @@
         <w:spacing w:before="100" w:after="100"/>
       </w:pPr>
       <w:r>
+        <w:rPr>
+          <w:noProof/>
+        </w:rPr>
+        <w:lastRenderedPageBreak/>
         <w:drawing>
           <wp:inline distT="0" distB="0" distL="0" distR="0" wp14:anchorId="6D69F208" wp14:editId="7A5E5059">
             <wp:extent cx="6172200" cy="2900680"/>
@@ -11259,6 +11267,9 @@
         <w:spacing w:before="100" w:after="100"/>
       </w:pPr>
       <w:r>
+        <w:rPr>
+          <w:noProof/>
+        </w:rPr>
         <w:drawing>
           <wp:inline distT="0" distB="0" distL="0" distR="0" wp14:anchorId="2E663456" wp14:editId="08F2014F">
             <wp:extent cx="6172200" cy="2931795"/>
@@ -11312,7 +11323,6 @@
         <w:rPr>
           <w:color w:val="000000"/>
         </w:rPr>
-        <w:lastRenderedPageBreak/>
         <w:t>After login, the user lands on the Home screen which displays quick-action cards: 'Start Style Analysis' and 'Find a Salon'. The user's name is shown in the top navigation bar. The styling progress summary shows quiz completion status.</w:t>
       </w:r>
     </w:p>
@@ -11321,6 +11331,10 @@
         <w:spacing w:before="100" w:after="100"/>
       </w:pPr>
       <w:r>
+        <w:rPr>
+          <w:noProof/>
+        </w:rPr>
+        <w:lastRenderedPageBreak/>
         <w:drawing>
           <wp:inline distT="0" distB="0" distL="0" distR="0" wp14:anchorId="64B7D573" wp14:editId="6F565BA5">
             <wp:extent cx="6172200" cy="2864485"/>
@@ -11382,6 +11396,9 @@
         <w:spacing w:before="100" w:after="100"/>
       </w:pPr>
       <w:r>
+        <w:rPr>
+          <w:noProof/>
+        </w:rPr>
         <w:drawing>
           <wp:inline distT="0" distB="0" distL="0" distR="0" wp14:anchorId="2CED8948" wp14:editId="1E75F7E4">
             <wp:extent cx="6172200" cy="2860040"/>
@@ -11424,6 +11441,9 @@
         <w:spacing w:before="100" w:after="100"/>
       </w:pPr>
       <w:r>
+        <w:rPr>
+          <w:noProof/>
+        </w:rPr>
         <w:lastRenderedPageBreak/>
         <w:drawing>
           <wp:inline distT="0" distB="0" distL="0" distR="0" wp14:anchorId="7C759B72" wp14:editId="3713C205">
@@ -11486,6 +11506,9 @@
         <w:spacing w:before="100" w:after="100"/>
       </w:pPr>
       <w:r>
+        <w:rPr>
+          <w:noProof/>
+        </w:rPr>
         <w:drawing>
           <wp:inline distT="0" distB="0" distL="0" distR="0" wp14:anchorId="0BEBC11A" wp14:editId="1D448FFC">
             <wp:extent cx="6172200" cy="2847975"/>
@@ -11528,6 +11551,9 @@
         <w:spacing w:before="100" w:after="100"/>
       </w:pPr>
       <w:r>
+        <w:rPr>
+          <w:noProof/>
+        </w:rPr>
         <w:lastRenderedPageBreak/>
         <w:drawing>
           <wp:inline distT="0" distB="0" distL="0" distR="0" wp14:anchorId="731363A8" wp14:editId="0AAE115C">
@@ -11590,6 +11616,9 @@
         <w:spacing w:before="100" w:after="100"/>
       </w:pPr>
       <w:r>
+        <w:rPr>
+          <w:noProof/>
+        </w:rPr>
         <w:drawing>
           <wp:inline distT="0" distB="0" distL="0" distR="0" wp14:anchorId="797BB633" wp14:editId="474B98E3">
             <wp:extent cx="6172200" cy="2857500"/>
